--- a/Test_Cases/Test_Cases_4_6_11_GIA_v1.0.docx
+++ b/Test_Cases/Test_Cases_4_6_11_GIA_v1.0.docx
@@ -229,7 +229,6 @@
           <w:rFonts w:ascii="Bahnschrift Light" w:hAnsi="Bahnschrift Light"/>
           <w:sz w:val="24"/>
           <w:szCs w:val="24"/>
-          <w:lang w:val="en-US"/>
         </w:rPr>
       </w:pPr>
       <w:proofErr w:type="spellStart"/>
@@ -341,7 +340,6 @@
                 <w:bCs/>
                 <w:sz w:val="24"/>
                 <w:szCs w:val="24"/>
-                <w:lang w:val="en-US"/>
               </w:rPr>
             </w:pPr>
             <w:r>
@@ -353,17 +351,6 @@
                 <w:szCs w:val="24"/>
               </w:rPr>
               <w:t>Δεδομένα εισόδου</w:t>
-            </w:r>
-            <w:r>
-              <w:rPr>
-                <w:rFonts w:ascii="Bahnschrift Light" w:hAnsi="Bahnschrift Light"/>
-                <w:b/>
-                <w:bCs/>
-                <w:sz w:val="24"/>
-                <w:szCs w:val="24"/>
-                <w:lang w:val="en-US"/>
-              </w:rPr>
-              <w:t>(Inputs)</w:t>
             </w:r>
           </w:p>
         </w:tc>
@@ -2842,7 +2829,6 @@
           <w:rFonts w:ascii="Bahnschrift Light" w:hAnsi="Bahnschrift Light"/>
           <w:sz w:val="24"/>
           <w:szCs w:val="24"/>
-          <w:lang w:val="en-US"/>
         </w:rPr>
       </w:pPr>
       <w:r>
@@ -2965,7 +2951,6 @@
           <w:rFonts w:ascii="Bahnschrift Light" w:hAnsi="Bahnschrift Light"/>
           <w:sz w:val="24"/>
           <w:szCs w:val="24"/>
-          <w:lang w:val="en-US"/>
         </w:rPr>
       </w:pPr>
     </w:p>
@@ -3027,18 +3012,7 @@
                 <w:sz w:val="24"/>
                 <w:szCs w:val="24"/>
               </w:rPr>
-              <w:t>Εισροές</w:t>
-            </w:r>
-            <w:r>
-              <w:rPr>
-                <w:rFonts w:ascii="Bahnschrift Light" w:hAnsi="Bahnschrift Light"/>
-                <w:b/>
-                <w:bCs/>
-                <w:sz w:val="24"/>
-                <w:szCs w:val="24"/>
-                <w:lang w:val="en-US"/>
-              </w:rPr>
-              <w:t>(Inputs)</w:t>
+              <w:t>Δεδομένα εισόδου</w:t>
             </w:r>
           </w:p>
         </w:tc>
@@ -4078,17 +4052,6 @@
               </w:rPr>
               <w:t>Δεδομένα εισόδου</w:t>
             </w:r>
-            <w:r>
-              <w:rPr>
-                <w:rFonts w:ascii="Bahnschrift Light" w:hAnsi="Bahnschrift Light"/>
-                <w:b/>
-                <w:bCs/>
-                <w:sz w:val="24"/>
-                <w:szCs w:val="24"/>
-                <w:lang w:val="en-US"/>
-              </w:rPr>
-              <w:t>(Inputs)</w:t>
-            </w:r>
           </w:p>
         </w:tc>
         <w:tc>
@@ -4800,7 +4763,6 @@
           <w:rFonts w:ascii="Bahnschrift Light" w:hAnsi="Bahnschrift Light"/>
           <w:sz w:val="24"/>
           <w:szCs w:val="24"/>
-          <w:lang w:val="en-US"/>
         </w:rPr>
       </w:pPr>
     </w:p>
@@ -4810,7 +4772,6 @@
           <w:rFonts w:ascii="Bahnschrift Light" w:hAnsi="Bahnschrift Light"/>
           <w:sz w:val="24"/>
           <w:szCs w:val="24"/>
-          <w:lang w:val="en-US"/>
         </w:rPr>
       </w:pPr>
     </w:p>
@@ -4822,7 +4783,6 @@
           <w:bCs/>
           <w:sz w:val="24"/>
           <w:szCs w:val="24"/>
-          <w:lang w:val="en-US"/>
         </w:rPr>
       </w:pPr>
       <w:r>
@@ -4842,9 +4802,25 @@
           <w:bCs/>
           <w:sz w:val="24"/>
           <w:szCs w:val="24"/>
+        </w:rPr>
+        <w:t xml:space="preserve">: </w:t>
+      </w:r>
+      <w:r>
+        <w:rPr>
+          <w:rFonts w:ascii="Bahnschrift Light" w:hAnsi="Bahnschrift Light"/>
+          <w:sz w:val="24"/>
+          <w:szCs w:val="24"/>
           <w:lang w:val="en-US"/>
         </w:rPr>
-        <w:t xml:space="preserve">: </w:t>
+        <w:t>Test</w:t>
+      </w:r>
+      <w:r>
+        <w:rPr>
+          <w:rFonts w:ascii="Bahnschrift Light" w:hAnsi="Bahnschrift Light"/>
+          <w:sz w:val="24"/>
+          <w:szCs w:val="24"/>
+        </w:rPr>
+        <w:t>_</w:t>
       </w:r>
       <w:r>
         <w:rPr>
@@ -4853,7 +4829,58 @@
           <w:szCs w:val="24"/>
           <w:lang w:val="en-US"/>
         </w:rPr>
-        <w:t>Test_Case_Chore_3_Tie_Approve</w:t>
+        <w:t>Case</w:t>
+      </w:r>
+      <w:r>
+        <w:rPr>
+          <w:rFonts w:ascii="Bahnschrift Light" w:hAnsi="Bahnschrift Light"/>
+          <w:sz w:val="24"/>
+          <w:szCs w:val="24"/>
+        </w:rPr>
+        <w:t>_</w:t>
+      </w:r>
+      <w:r>
+        <w:rPr>
+          <w:rFonts w:ascii="Bahnschrift Light" w:hAnsi="Bahnschrift Light"/>
+          <w:sz w:val="24"/>
+          <w:szCs w:val="24"/>
+          <w:lang w:val="en-US"/>
+        </w:rPr>
+        <w:t>Chore</w:t>
+      </w:r>
+      <w:r>
+        <w:rPr>
+          <w:rFonts w:ascii="Bahnschrift Light" w:hAnsi="Bahnschrift Light"/>
+          <w:sz w:val="24"/>
+          <w:szCs w:val="24"/>
+        </w:rPr>
+        <w:t>_3_</w:t>
+      </w:r>
+      <w:r>
+        <w:rPr>
+          <w:rFonts w:ascii="Bahnschrift Light" w:hAnsi="Bahnschrift Light"/>
+          <w:sz w:val="24"/>
+          <w:szCs w:val="24"/>
+          <w:lang w:val="en-US"/>
+        </w:rPr>
+        <w:t>Tie</w:t>
+      </w:r>
+      <w:r>
+        <w:rPr>
+          <w:rFonts w:ascii="Bahnschrift Light" w:hAnsi="Bahnschrift Light"/>
+          <w:sz w:val="24"/>
+          <w:szCs w:val="24"/>
+        </w:rPr>
+        <w:t>_</w:t>
+      </w:r>
+      <w:r>
+        <w:rPr>
+          <w:rFonts w:ascii="Bahnschrift Light" w:hAnsi="Bahnschrift Light"/>
+          <w:sz w:val="24"/>
+          <w:szCs w:val="24"/>
+          <w:lang w:val="en-US"/>
+        </w:rPr>
+        <w:t>Approve</w:t>
       </w:r>
       <w:r>
         <w:rPr>
@@ -4862,7 +4889,6 @@
           <w:bCs/>
           <w:sz w:val="24"/>
           <w:szCs w:val="24"/>
-          <w:lang w:val="en-US"/>
         </w:rPr>
         <w:t xml:space="preserve"> </w:t>
       </w:r>
@@ -4873,7 +4899,6 @@
           <w:rFonts w:ascii="Bahnschrift Light" w:hAnsi="Bahnschrift Light"/>
           <w:sz w:val="24"/>
           <w:szCs w:val="24"/>
-          <w:lang w:val="en-US"/>
         </w:rPr>
       </w:pPr>
       <w:r>
@@ -4977,20 +5002,13 @@
             <w:pPr>
               <w:rPr>
                 <w:rFonts w:ascii="Bahnschrift Light" w:hAnsi="Bahnschrift Light"/>
-                <w:sz w:val="24"/>
-                <w:szCs w:val="24"/>
-              </w:rPr>
-            </w:pPr>
-            <w:r>
-              <w:rPr>
-                <w:rFonts w:ascii="Bahnschrift Light" w:hAnsi="Bahnschrift Light"/>
                 <w:b/>
                 <w:bCs/>
                 <w:sz w:val="24"/>
                 <w:szCs w:val="24"/>
-              </w:rPr>
-              <w:t>Δεδομένα εισόδου</w:t>
-            </w:r>
+                <w:lang w:val="en-US"/>
+              </w:rPr>
+            </w:pPr>
             <w:r>
               <w:rPr>
                 <w:rFonts w:ascii="Bahnschrift Light" w:hAnsi="Bahnschrift Light"/>
@@ -4998,9 +5016,8 @@
                 <w:bCs/>
                 <w:sz w:val="24"/>
                 <w:szCs w:val="24"/>
-                <w:lang w:val="en-US"/>
-              </w:rPr>
-              <w:t>(Inputs)</w:t>
+              </w:rPr>
+              <w:t>Δεδομένα εισόδου</w:t>
             </w:r>
           </w:p>
         </w:tc>
@@ -5743,7 +5760,6 @@
           <w:bCs/>
           <w:sz w:val="24"/>
           <w:szCs w:val="24"/>
-          <w:lang w:val="en-US"/>
         </w:rPr>
       </w:pPr>
       <w:r>
@@ -5763,9 +5779,25 @@
           <w:bCs/>
           <w:sz w:val="24"/>
           <w:szCs w:val="24"/>
+        </w:rPr>
+        <w:t xml:space="preserve">: </w:t>
+      </w:r>
+      <w:r>
+        <w:rPr>
+          <w:rFonts w:ascii="Bahnschrift Light" w:hAnsi="Bahnschrift Light"/>
+          <w:sz w:val="24"/>
+          <w:szCs w:val="24"/>
           <w:lang w:val="en-US"/>
         </w:rPr>
-        <w:t xml:space="preserve">: </w:t>
+        <w:t>Test</w:t>
+      </w:r>
+      <w:r>
+        <w:rPr>
+          <w:rFonts w:ascii="Bahnschrift Light" w:hAnsi="Bahnschrift Light"/>
+          <w:sz w:val="24"/>
+          <w:szCs w:val="24"/>
+        </w:rPr>
+        <w:t>_</w:t>
       </w:r>
       <w:r>
         <w:rPr>
@@ -5774,7 +5806,58 @@
           <w:szCs w:val="24"/>
           <w:lang w:val="en-US"/>
         </w:rPr>
-        <w:t>Test_Case_Chore_3_Tie_Reject</w:t>
+        <w:t>Case</w:t>
+      </w:r>
+      <w:r>
+        <w:rPr>
+          <w:rFonts w:ascii="Bahnschrift Light" w:hAnsi="Bahnschrift Light"/>
+          <w:sz w:val="24"/>
+          <w:szCs w:val="24"/>
+        </w:rPr>
+        <w:t>_</w:t>
+      </w:r>
+      <w:r>
+        <w:rPr>
+          <w:rFonts w:ascii="Bahnschrift Light" w:hAnsi="Bahnschrift Light"/>
+          <w:sz w:val="24"/>
+          <w:szCs w:val="24"/>
+          <w:lang w:val="en-US"/>
+        </w:rPr>
+        <w:t>Chore</w:t>
+      </w:r>
+      <w:r>
+        <w:rPr>
+          <w:rFonts w:ascii="Bahnschrift Light" w:hAnsi="Bahnschrift Light"/>
+          <w:sz w:val="24"/>
+          <w:szCs w:val="24"/>
+        </w:rPr>
+        <w:t>_3_</w:t>
+      </w:r>
+      <w:r>
+        <w:rPr>
+          <w:rFonts w:ascii="Bahnschrift Light" w:hAnsi="Bahnschrift Light"/>
+          <w:sz w:val="24"/>
+          <w:szCs w:val="24"/>
+          <w:lang w:val="en-US"/>
+        </w:rPr>
+        <w:t>Tie</w:t>
+      </w:r>
+      <w:r>
+        <w:rPr>
+          <w:rFonts w:ascii="Bahnschrift Light" w:hAnsi="Bahnschrift Light"/>
+          <w:sz w:val="24"/>
+          <w:szCs w:val="24"/>
+        </w:rPr>
+        <w:t>_</w:t>
+      </w:r>
+      <w:r>
+        <w:rPr>
+          <w:rFonts w:ascii="Bahnschrift Light" w:hAnsi="Bahnschrift Light"/>
+          <w:sz w:val="24"/>
+          <w:szCs w:val="24"/>
+          <w:lang w:val="en-US"/>
+        </w:rPr>
+        <w:t>Reject</w:t>
       </w:r>
       <w:r>
         <w:rPr>
@@ -5783,7 +5866,6 @@
           <w:bCs/>
           <w:sz w:val="24"/>
           <w:szCs w:val="24"/>
-          <w:lang w:val="en-US"/>
         </w:rPr>
         <w:t xml:space="preserve"> </w:t>
       </w:r>
@@ -5796,7 +5878,6 @@
           <w:bCs/>
           <w:sz w:val="24"/>
           <w:szCs w:val="24"/>
-          <w:lang w:val="en-US"/>
         </w:rPr>
       </w:pPr>
       <w:r>
@@ -5914,17 +5995,6 @@
               </w:rPr>
               <w:t>Δεδομένα εισόδου</w:t>
             </w:r>
-            <w:r>
-              <w:rPr>
-                <w:rFonts w:ascii="Bahnschrift Light" w:hAnsi="Bahnschrift Light"/>
-                <w:b/>
-                <w:bCs/>
-                <w:sz w:val="24"/>
-                <w:szCs w:val="24"/>
-                <w:lang w:val="en-US"/>
-              </w:rPr>
-              <w:t>(Inputs)</w:t>
-            </w:r>
           </w:p>
         </w:tc>
         <w:tc>
@@ -6846,7 +6916,6 @@
           <w:bCs/>
           <w:sz w:val="24"/>
           <w:szCs w:val="24"/>
-          <w:lang w:val="en-US"/>
         </w:rPr>
       </w:pPr>
       <w:proofErr w:type="spellStart"/>
@@ -6950,17 +7019,6 @@
               </w:rPr>
               <w:t>Δεδομένα εισόδου</w:t>
             </w:r>
-            <w:r>
-              <w:rPr>
-                <w:rFonts w:ascii="Bahnschrift Light" w:hAnsi="Bahnschrift Light"/>
-                <w:b/>
-                <w:bCs/>
-                <w:sz w:val="24"/>
-                <w:szCs w:val="24"/>
-                <w:lang w:val="en-US"/>
-              </w:rPr>
-              <w:t>(Inputs)</w:t>
-            </w:r>
           </w:p>
         </w:tc>
         <w:tc>
@@ -7391,7 +7449,6 @@
           <w:bCs/>
           <w:sz w:val="24"/>
           <w:szCs w:val="24"/>
-          <w:lang w:val="en-US"/>
         </w:rPr>
       </w:pPr>
     </w:p>
@@ -7403,7 +7460,6 @@
           <w:bCs/>
           <w:sz w:val="24"/>
           <w:szCs w:val="24"/>
-          <w:lang w:val="en-US"/>
         </w:rPr>
       </w:pPr>
     </w:p>
@@ -7415,7 +7471,6 @@
           <w:bCs/>
           <w:sz w:val="24"/>
           <w:szCs w:val="24"/>
-          <w:lang w:val="en-US"/>
         </w:rPr>
       </w:pPr>
     </w:p>
@@ -7427,7 +7482,6 @@
           <w:bCs/>
           <w:sz w:val="24"/>
           <w:szCs w:val="24"/>
-          <w:lang w:val="en-US"/>
         </w:rPr>
       </w:pPr>
     </w:p>
@@ -7741,6 +7795,20 @@
               </w:rPr>
               <w:t>Δεδομένα εισόδου</w:t>
             </w:r>
+          </w:p>
+        </w:tc>
+        <w:tc>
+          <w:tcPr>
+            <w:tcW w:w="2766" w:type="dxa"/>
+          </w:tcPr>
+          <w:p>
+            <w:pPr>
+              <w:rPr>
+                <w:rFonts w:ascii="Bahnschrift Light" w:hAnsi="Bahnschrift Light"/>
+                <w:sz w:val="24"/>
+                <w:szCs w:val="24"/>
+              </w:rPr>
+            </w:pPr>
             <w:r>
               <w:rPr>
                 <w:rFonts w:ascii="Bahnschrift Light" w:hAnsi="Bahnschrift Light"/>
@@ -7748,15 +7816,16 @@
                 <w:bCs/>
                 <w:sz w:val="24"/>
                 <w:szCs w:val="24"/>
-                <w:lang w:val="en-US"/>
-              </w:rPr>
-              <w:t>(Inputs)</w:t>
-            </w:r>
-          </w:p>
-        </w:tc>
-        <w:tc>
-          <w:tcPr>
-            <w:tcW w:w="2766" w:type="dxa"/>
+              </w:rPr>
+              <w:t>Αναμενόμενα αποτελέσματα</w:t>
+            </w:r>
+          </w:p>
+        </w:tc>
+      </w:tr>
+      <w:tr>
+        <w:tc>
+          <w:tcPr>
+            <w:tcW w:w="2765" w:type="dxa"/>
           </w:tcPr>
           <w:p>
             <w:pPr>
@@ -7774,7 +7843,115 @@
                 <w:sz w:val="24"/>
                 <w:szCs w:val="24"/>
               </w:rPr>
-              <w:t>Αναμενόμενα αποτελέσματα</w:t>
+              <w:t xml:space="preserve">Βήμα </w:t>
+            </w:r>
+            <w:r>
+              <w:rPr>
+                <w:rFonts w:ascii="Bahnschrift Light" w:hAnsi="Bahnschrift Light"/>
+                <w:b/>
+                <w:bCs/>
+                <w:sz w:val="24"/>
+                <w:szCs w:val="24"/>
+              </w:rPr>
+              <w:t>(2.β.3).α.</w:t>
+            </w:r>
+            <w:r>
+              <w:rPr>
+                <w:rFonts w:ascii="Bahnschrift Light" w:hAnsi="Bahnschrift Light"/>
+                <w:b/>
+                <w:bCs/>
+                <w:sz w:val="24"/>
+                <w:szCs w:val="24"/>
+              </w:rPr>
+              <w:t>1:</w:t>
+            </w:r>
+            <w:r>
+              <w:rPr>
+                <w:rFonts w:ascii="Bahnschrift Light" w:hAnsi="Bahnschrift Light"/>
+                <w:sz w:val="24"/>
+                <w:szCs w:val="24"/>
+              </w:rPr>
+              <w:t xml:space="preserve"> Ο χρήστης πατάει το κουμπί διαγραφής στην κάρτα μιας εργασίας.</w:t>
+            </w:r>
+          </w:p>
+        </w:tc>
+        <w:tc>
+          <w:tcPr>
+            <w:tcW w:w="2765" w:type="dxa"/>
+          </w:tcPr>
+          <w:p>
+            <w:pPr>
+              <w:rPr>
+                <w:rFonts w:ascii="Bahnschrift Light" w:hAnsi="Bahnschrift Light"/>
+                <w:sz w:val="24"/>
+                <w:szCs w:val="24"/>
+              </w:rPr>
+            </w:pPr>
+            <w:r>
+              <w:rPr>
+                <w:rFonts w:ascii="Bahnschrift Light" w:hAnsi="Bahnschrift Light"/>
+                <w:sz w:val="24"/>
+                <w:szCs w:val="24"/>
+              </w:rPr>
+              <w:t>Κλικ στο κουμπί "</w:t>
+            </w:r>
+            <w:proofErr w:type="spellStart"/>
+            <w:r>
+              <w:rPr>
+                <w:rFonts w:ascii="Bahnschrift Light" w:hAnsi="Bahnschrift Light"/>
+                <w:sz w:val="24"/>
+                <w:szCs w:val="24"/>
+              </w:rPr>
+              <w:t>Delete</w:t>
+            </w:r>
+            <w:proofErr w:type="spellEnd"/>
+            <w:r>
+              <w:rPr>
+                <w:rFonts w:ascii="Bahnschrift Light" w:hAnsi="Bahnschrift Light"/>
+                <w:sz w:val="24"/>
+                <w:szCs w:val="24"/>
+              </w:rPr>
+              <w:t>".</w:t>
+            </w:r>
+          </w:p>
+        </w:tc>
+        <w:tc>
+          <w:tcPr>
+            <w:tcW w:w="2766" w:type="dxa"/>
+          </w:tcPr>
+          <w:p>
+            <w:pPr>
+              <w:rPr>
+                <w:rFonts w:ascii="Bahnschrift Light" w:hAnsi="Bahnschrift Light"/>
+                <w:sz w:val="24"/>
+                <w:szCs w:val="24"/>
+              </w:rPr>
+            </w:pPr>
+            <w:r>
+              <w:rPr>
+                <w:rFonts w:ascii="Bahnschrift Light" w:hAnsi="Bahnschrift Light"/>
+                <w:sz w:val="24"/>
+                <w:szCs w:val="24"/>
+              </w:rPr>
+              <w:t xml:space="preserve">Εμφανίζεται το αναδυόμενο παράθυρο επιβεβαίωσης </w:t>
+            </w:r>
+            <w:proofErr w:type="spellStart"/>
+            <w:r>
+              <w:rPr>
+                <w:rFonts w:ascii="Bahnschrift Light" w:hAnsi="Bahnschrift Light"/>
+                <w:sz w:val="24"/>
+                <w:szCs w:val="24"/>
+              </w:rPr>
+              <w:t>ConfirmationScreen</w:t>
+            </w:r>
+            <w:proofErr w:type="spellEnd"/>
+            <w:r>
+              <w:rPr>
+                <w:rFonts w:ascii="Bahnschrift Light" w:hAnsi="Bahnschrift Light"/>
+                <w:sz w:val="24"/>
+                <w:szCs w:val="24"/>
+              </w:rPr>
+              <w:t>.</w:t>
             </w:r>
           </w:p>
         </w:tc>
@@ -7820,15 +7997,24 @@
                 <w:sz w:val="24"/>
                 <w:szCs w:val="24"/>
               </w:rPr>
-              <w:t>1:</w:t>
-            </w:r>
-            <w:r>
-              <w:rPr>
-                <w:rFonts w:ascii="Bahnschrift Light" w:hAnsi="Bahnschrift Light"/>
-                <w:sz w:val="24"/>
-                <w:szCs w:val="24"/>
-              </w:rPr>
-              <w:t xml:space="preserve"> Ο χρήστης πατάει το κουμπί διαγραφής στην κάρτα μιας εργασίας.</w:t>
+              <w:t>2:</w:t>
+            </w:r>
+            <w:r>
+              <w:rPr>
+                <w:rFonts w:ascii="Bahnschrift Light" w:hAnsi="Bahnschrift Light"/>
+                <w:sz w:val="24"/>
+                <w:szCs w:val="24"/>
+              </w:rPr>
+              <w:t xml:space="preserve"> Ο χρήστης υπαναχωρεί </w:t>
+            </w:r>
+            <w:r>
+              <w:rPr>
+                <w:rFonts w:ascii="Bahnschrift Light" w:hAnsi="Bahnschrift Light"/>
+                <w:sz w:val="24"/>
+                <w:szCs w:val="24"/>
+              </w:rPr>
+              <w:lastRenderedPageBreak/>
+              <w:t>και ακυρώνει την ενέργεια.</w:t>
             </w:r>
           </w:p>
         </w:tc>
@@ -7850,6 +8036,7 @@
                 <w:sz w:val="24"/>
                 <w:szCs w:val="24"/>
               </w:rPr>
+              <w:lastRenderedPageBreak/>
               <w:t>Κλικ στο κουμπί "</w:t>
             </w:r>
             <w:proofErr w:type="spellStart"/>
@@ -7859,7 +8046,7 @@
                 <w:sz w:val="24"/>
                 <w:szCs w:val="24"/>
               </w:rPr>
-              <w:t>Delete</w:t>
+              <w:t>Cancel</w:t>
             </w:r>
             <w:proofErr w:type="spellEnd"/>
             <w:r>
@@ -7890,142 +8077,16 @@
                 <w:sz w:val="24"/>
                 <w:szCs w:val="24"/>
               </w:rPr>
-              <w:t xml:space="preserve">Εμφανίζεται το αναδυόμενο παράθυρο επιβεβαίωσης </w:t>
-            </w:r>
-            <w:proofErr w:type="spellStart"/>
-            <w:r>
-              <w:rPr>
-                <w:rFonts w:ascii="Bahnschrift Light" w:hAnsi="Bahnschrift Light"/>
-                <w:sz w:val="24"/>
-                <w:szCs w:val="24"/>
-              </w:rPr>
-              <w:t>ConfirmationScreen</w:t>
-            </w:r>
-            <w:proofErr w:type="spellEnd"/>
-            <w:r>
-              <w:rPr>
-                <w:rFonts w:ascii="Bahnschrift Light" w:hAnsi="Bahnschrift Light"/>
-                <w:sz w:val="24"/>
-                <w:szCs w:val="24"/>
-              </w:rPr>
-              <w:t>.</w:t>
-            </w:r>
-          </w:p>
-        </w:tc>
-      </w:tr>
-      <w:tr>
-        <w:tc>
-          <w:tcPr>
-            <w:tcW w:w="2765" w:type="dxa"/>
-          </w:tcPr>
-          <w:p>
-            <w:pPr>
-              <w:rPr>
-                <w:rFonts w:ascii="Bahnschrift Light" w:hAnsi="Bahnschrift Light"/>
-                <w:sz w:val="24"/>
-                <w:szCs w:val="24"/>
-              </w:rPr>
-            </w:pPr>
-            <w:r>
-              <w:rPr>
-                <w:rFonts w:ascii="Bahnschrift Light" w:hAnsi="Bahnschrift Light"/>
-                <w:b/>
-                <w:bCs/>
+              <w:t xml:space="preserve">Το παράθυρο επιβεβαίωσης κλείνει. </w:t>
+            </w:r>
+            <w:r>
+              <w:rPr>
+                <w:rFonts w:ascii="Bahnschrift Light" w:hAnsi="Bahnschrift Light"/>
                 <w:sz w:val="24"/>
                 <w:szCs w:val="24"/>
               </w:rPr>
               <w:lastRenderedPageBreak/>
-              <w:t xml:space="preserve">Βήμα </w:t>
-            </w:r>
-            <w:r>
-              <w:rPr>
-                <w:rFonts w:ascii="Bahnschrift Light" w:hAnsi="Bahnschrift Light"/>
-                <w:b/>
-                <w:bCs/>
-                <w:sz w:val="24"/>
-                <w:szCs w:val="24"/>
-              </w:rPr>
-              <w:t>(2.β.3).α.</w:t>
-            </w:r>
-            <w:r>
-              <w:rPr>
-                <w:rFonts w:ascii="Bahnschrift Light" w:hAnsi="Bahnschrift Light"/>
-                <w:b/>
-                <w:bCs/>
-                <w:sz w:val="24"/>
-                <w:szCs w:val="24"/>
-              </w:rPr>
-              <w:t>2:</w:t>
-            </w:r>
-            <w:r>
-              <w:rPr>
-                <w:rFonts w:ascii="Bahnschrift Light" w:hAnsi="Bahnschrift Light"/>
-                <w:sz w:val="24"/>
-                <w:szCs w:val="24"/>
-              </w:rPr>
-              <w:t xml:space="preserve"> Ο χρήστης υπαναχωρεί και ακυρώνει την ενέργεια.</w:t>
-            </w:r>
-          </w:p>
-        </w:tc>
-        <w:tc>
-          <w:tcPr>
-            <w:tcW w:w="2765" w:type="dxa"/>
-          </w:tcPr>
-          <w:p>
-            <w:pPr>
-              <w:rPr>
-                <w:rFonts w:ascii="Bahnschrift Light" w:hAnsi="Bahnschrift Light"/>
-                <w:sz w:val="24"/>
-                <w:szCs w:val="24"/>
-              </w:rPr>
-            </w:pPr>
-            <w:r>
-              <w:rPr>
-                <w:rFonts w:ascii="Bahnschrift Light" w:hAnsi="Bahnschrift Light"/>
-                <w:sz w:val="24"/>
-                <w:szCs w:val="24"/>
-              </w:rPr>
-              <w:t>Κλικ στο κουμπί "</w:t>
-            </w:r>
-            <w:proofErr w:type="spellStart"/>
-            <w:r>
-              <w:rPr>
-                <w:rFonts w:ascii="Bahnschrift Light" w:hAnsi="Bahnschrift Light"/>
-                <w:sz w:val="24"/>
-                <w:szCs w:val="24"/>
-              </w:rPr>
-              <w:t>Cancel</w:t>
-            </w:r>
-            <w:proofErr w:type="spellEnd"/>
-            <w:r>
-              <w:rPr>
-                <w:rFonts w:ascii="Bahnschrift Light" w:hAnsi="Bahnschrift Light"/>
-                <w:sz w:val="24"/>
-                <w:szCs w:val="24"/>
-              </w:rPr>
-              <w:t>".</w:t>
-            </w:r>
-          </w:p>
-        </w:tc>
-        <w:tc>
-          <w:tcPr>
-            <w:tcW w:w="2766" w:type="dxa"/>
-          </w:tcPr>
-          <w:p>
-            <w:pPr>
-              <w:rPr>
-                <w:rFonts w:ascii="Bahnschrift Light" w:hAnsi="Bahnschrift Light"/>
-                <w:sz w:val="24"/>
-                <w:szCs w:val="24"/>
-              </w:rPr>
-            </w:pPr>
-            <w:r>
-              <w:rPr>
-                <w:rFonts w:ascii="Bahnschrift Light" w:hAnsi="Bahnschrift Light"/>
-                <w:sz w:val="24"/>
-                <w:szCs w:val="24"/>
-              </w:rPr>
-              <w:t>Το παράθυρο επιβεβαίωσης κλείνει. Δεν εκτελείται καμία αλλαγή στη βάση δεδομένων, η αγγαρεία παραμένει ανέπαφη και η ροή επιστρέφει στο βήμα 1 της βασικής ροής.</w:t>
+              <w:t>Δεν εκτελείται καμία αλλαγή στη βάση δεδομένων, η αγγαρεία παραμένει ανέπαφη και η ροή επιστρέφει στο βήμα 1 της βασικής ροής.</w:t>
             </w:r>
           </w:p>
         </w:tc>
@@ -8047,6 +8108,7 @@
           <w:sz w:val="24"/>
           <w:szCs w:val="24"/>
         </w:rPr>
+        <w:lastRenderedPageBreak/>
         <w:t>Πραγματικό αποτέλεσμα και απόφαση</w:t>
       </w:r>
       <w:r>
@@ -8091,7 +8153,6 @@
           <w:rFonts w:ascii="Bahnschrift Light" w:hAnsi="Bahnschrift Light"/>
           <w:sz w:val="24"/>
           <w:szCs w:val="24"/>
-          <w:lang w:val="en-US"/>
         </w:rPr>
       </w:pPr>
     </w:p>
@@ -8428,17 +8489,6 @@
               </w:rPr>
               <w:t>Δεδομένα εισόδου</w:t>
             </w:r>
-            <w:r>
-              <w:rPr>
-                <w:rFonts w:ascii="Bahnschrift Light" w:hAnsi="Bahnschrift Light"/>
-                <w:b/>
-                <w:bCs/>
-                <w:sz w:val="24"/>
-                <w:szCs w:val="24"/>
-                <w:lang w:val="en-US"/>
-              </w:rPr>
-              <w:t>(Inputs)</w:t>
-            </w:r>
           </w:p>
         </w:tc>
         <w:tc>
@@ -9116,7 +9166,7 @@
                 <w:sz w:val="24"/>
                 <w:szCs w:val="24"/>
               </w:rPr>
-              <w:t xml:space="preserve">" και κείμενο που ενημερώνει ότι όλα τα </w:t>
+              <w:t xml:space="preserve">" και κείμενο που ενημερώνει ότι όλα τα μέλη πρέπει να ολοκληρώσουν και να </w:t>
             </w:r>
             <w:r>
               <w:rPr>
@@ -9125,7 +9175,7 @@
                 <w:szCs w:val="24"/>
               </w:rPr>
               <w:lastRenderedPageBreak/>
-              <w:t>μέλη πρέπει να ολοκληρώσουν και να ψηφίσουν τις αγγαρείες τους.</w:t>
+              <w:t>ψηφίσουν τις αγγαρείες τους.</w:t>
             </w:r>
           </w:p>
         </w:tc>
@@ -9342,7 +9392,6 @@
           <w:rFonts w:ascii="Bahnschrift Light" w:hAnsi="Bahnschrift Light"/>
           <w:sz w:val="24"/>
           <w:szCs w:val="24"/>
-          <w:lang w:val="en-US"/>
         </w:rPr>
       </w:pPr>
     </w:p>
@@ -9352,7 +9401,6 @@
           <w:rFonts w:ascii="Bahnschrift Light" w:hAnsi="Bahnschrift Light"/>
           <w:sz w:val="24"/>
           <w:szCs w:val="24"/>
-          <w:lang w:val="en-US"/>
         </w:rPr>
       </w:pPr>
     </w:p>
@@ -9362,7 +9410,6 @@
           <w:rFonts w:ascii="Bahnschrift Light" w:hAnsi="Bahnschrift Light"/>
           <w:sz w:val="24"/>
           <w:szCs w:val="24"/>
-          <w:lang w:val="en-US"/>
         </w:rPr>
       </w:pPr>
     </w:p>
@@ -9372,7 +9419,6 @@
           <w:rFonts w:ascii="Bahnschrift Light" w:hAnsi="Bahnschrift Light"/>
           <w:sz w:val="24"/>
           <w:szCs w:val="24"/>
-          <w:lang w:val="en-US"/>
         </w:rPr>
       </w:pPr>
     </w:p>
@@ -9382,7 +9428,6 @@
           <w:rFonts w:ascii="Bahnschrift Light" w:hAnsi="Bahnschrift Light"/>
           <w:sz w:val="24"/>
           <w:szCs w:val="24"/>
-          <w:lang w:val="en-US"/>
         </w:rPr>
       </w:pPr>
     </w:p>
@@ -9392,7 +9437,6 @@
           <w:rFonts w:ascii="Bahnschrift Light" w:hAnsi="Bahnschrift Light"/>
           <w:sz w:val="24"/>
           <w:szCs w:val="24"/>
-          <w:lang w:val="en-US"/>
         </w:rPr>
       </w:pPr>
     </w:p>
@@ -9410,55 +9454,6 @@
       <w:pPr>
         <w:rPr>
           <w:rFonts w:ascii="Bahnschrift Light" w:hAnsi="Bahnschrift Light"/>
-          <w:b/>
-          <w:bCs/>
-          <w:sz w:val="24"/>
-          <w:szCs w:val="24"/>
-          <w:u w:val="single"/>
-          <w:lang w:val="en-US" w:bidi="he-IL"/>
-        </w:rPr>
-      </w:pPr>
-      <w:r>
-        <w:rPr>
-          <w:rFonts w:ascii="Bahnschrift Light" w:hAnsi="Bahnschrift Light"/>
-          <w:b/>
-          <w:bCs/>
-          <w:sz w:val="24"/>
-          <w:szCs w:val="24"/>
-          <w:u w:val="single"/>
-          <w:lang w:val="en-US" w:bidi="he-IL"/>
-        </w:rPr>
-        <w:t>Use Case 6:</w:t>
-      </w:r>
-      <w:r>
-        <w:rPr>
-          <w:rFonts w:ascii="Bahnschrift Light" w:hAnsi="Bahnschrift Light"/>
-          <w:b/>
-          <w:bCs/>
-          <w:sz w:val="24"/>
-          <w:szCs w:val="24"/>
-          <w:u w:val="single"/>
-          <w:lang w:val="en-US"/>
-        </w:rPr>
-        <w:t xml:space="preserve"> </w:t>
-      </w:r>
-      <w:r>
-        <w:rPr>
-          <w:rFonts w:ascii="Bahnschrift Light" w:hAnsi="Bahnschrift Light"/>
-          <w:b/>
-          <w:bCs/>
-          <w:sz w:val="24"/>
-          <w:szCs w:val="24"/>
-          <w:u w:val="single"/>
-          <w:lang w:bidi="he-IL"/>
-        </w:rPr>
-        <w:t>Πόντοι</w:t>
-      </w:r>
-    </w:p>
-    <w:p>
-      <w:pPr>
-        <w:rPr>
-          <w:rFonts w:ascii="Bahnschrift Light" w:hAnsi="Bahnschrift Light"/>
           <w:sz w:val="24"/>
           <w:szCs w:val="24"/>
           <w:lang w:val="en-US"/>
@@ -9474,13 +9469,115 @@
           <w:lang w:val="en-US"/>
         </w:rPr>
       </w:pPr>
-      <w:r>
+    </w:p>
+    <w:p>
+      <w:pPr>
         <w:rPr>
           <w:rFonts w:ascii="Bahnschrift Light" w:hAnsi="Bahnschrift Light"/>
           <w:b/>
           <w:bCs/>
           <w:sz w:val="24"/>
           <w:szCs w:val="24"/>
+          <w:u w:val="single"/>
+          <w:lang w:bidi="he-IL"/>
+        </w:rPr>
+      </w:pPr>
+      <w:r>
+        <w:rPr>
+          <w:rFonts w:ascii="Bahnschrift Light" w:hAnsi="Bahnschrift Light"/>
+          <w:b/>
+          <w:bCs/>
+          <w:sz w:val="24"/>
+          <w:szCs w:val="24"/>
+          <w:u w:val="single"/>
+          <w:lang w:val="en-US" w:bidi="he-IL"/>
+        </w:rPr>
+        <w:t>Use</w:t>
+      </w:r>
+      <w:r>
+        <w:rPr>
+          <w:rFonts w:ascii="Bahnschrift Light" w:hAnsi="Bahnschrift Light"/>
+          <w:b/>
+          <w:bCs/>
+          <w:sz w:val="24"/>
+          <w:szCs w:val="24"/>
+          <w:u w:val="single"/>
+          <w:lang w:bidi="he-IL"/>
+        </w:rPr>
+        <w:t xml:space="preserve"> </w:t>
+      </w:r>
+      <w:r>
+        <w:rPr>
+          <w:rFonts w:ascii="Bahnschrift Light" w:hAnsi="Bahnschrift Light"/>
+          <w:b/>
+          <w:bCs/>
+          <w:sz w:val="24"/>
+          <w:szCs w:val="24"/>
+          <w:u w:val="single"/>
+          <w:lang w:val="en-US" w:bidi="he-IL"/>
+        </w:rPr>
+        <w:t>Case</w:t>
+      </w:r>
+      <w:r>
+        <w:rPr>
+          <w:rFonts w:ascii="Bahnschrift Light" w:hAnsi="Bahnschrift Light"/>
+          <w:b/>
+          <w:bCs/>
+          <w:sz w:val="24"/>
+          <w:szCs w:val="24"/>
+          <w:u w:val="single"/>
+          <w:lang w:bidi="he-IL"/>
+        </w:rPr>
+        <w:t xml:space="preserve"> 6:</w:t>
+      </w:r>
+      <w:r>
+        <w:rPr>
+          <w:rFonts w:ascii="Bahnschrift Light" w:hAnsi="Bahnschrift Light"/>
+          <w:b/>
+          <w:bCs/>
+          <w:sz w:val="24"/>
+          <w:szCs w:val="24"/>
+          <w:u w:val="single"/>
+        </w:rPr>
+        <w:t xml:space="preserve"> </w:t>
+      </w:r>
+      <w:r>
+        <w:rPr>
+          <w:rFonts w:ascii="Bahnschrift Light" w:hAnsi="Bahnschrift Light"/>
+          <w:b/>
+          <w:bCs/>
+          <w:sz w:val="24"/>
+          <w:szCs w:val="24"/>
+          <w:u w:val="single"/>
+          <w:lang w:bidi="he-IL"/>
+        </w:rPr>
+        <w:t>Πόντοι</w:t>
+      </w:r>
+    </w:p>
+    <w:p>
+      <w:pPr>
+        <w:rPr>
+          <w:rFonts w:ascii="Bahnschrift Light" w:hAnsi="Bahnschrift Light"/>
+          <w:sz w:val="24"/>
+          <w:szCs w:val="24"/>
+        </w:rPr>
+      </w:pPr>
+    </w:p>
+    <w:p>
+      <w:pPr>
+        <w:rPr>
+          <w:rFonts w:ascii="Bahnschrift Light" w:hAnsi="Bahnschrift Light"/>
+          <w:sz w:val="24"/>
+          <w:szCs w:val="24"/>
+        </w:rPr>
+      </w:pPr>
+      <w:r>
+        <w:rPr>
+          <w:rFonts w:ascii="Bahnschrift Light" w:hAnsi="Bahnschrift Light"/>
+          <w:b/>
+          <w:bCs/>
+          <w:sz w:val="24"/>
+          <w:szCs w:val="24"/>
         </w:rPr>
         <w:t>Αναγνωριστικό</w:t>
       </w:r>
@@ -9489,9 +9586,25 @@
           <w:rFonts w:ascii="Bahnschrift Light" w:hAnsi="Bahnschrift Light"/>
           <w:sz w:val="24"/>
           <w:szCs w:val="24"/>
+        </w:rPr>
+        <w:t xml:space="preserve">: </w:t>
+      </w:r>
+      <w:r>
+        <w:rPr>
+          <w:rFonts w:ascii="Bahnschrift Light" w:hAnsi="Bahnschrift Light"/>
+          <w:sz w:val="24"/>
+          <w:szCs w:val="24"/>
           <w:lang w:val="en-US"/>
         </w:rPr>
-        <w:t xml:space="preserve">: </w:t>
+        <w:t>Test</w:t>
+      </w:r>
+      <w:r>
+        <w:rPr>
+          <w:rFonts w:ascii="Bahnschrift Light" w:hAnsi="Bahnschrift Light"/>
+          <w:sz w:val="24"/>
+          <w:szCs w:val="24"/>
+        </w:rPr>
+        <w:t>_</w:t>
       </w:r>
       <w:r>
         <w:rPr>
@@ -9500,7 +9613,15 @@
           <w:szCs w:val="24"/>
           <w:lang w:val="en-US"/>
         </w:rPr>
-        <w:t>Test</w:t>
+        <w:t>Case</w:t>
+      </w:r>
+      <w:r>
+        <w:rPr>
+          <w:rFonts w:ascii="Bahnschrift Light" w:hAnsi="Bahnschrift Light"/>
+          <w:sz w:val="24"/>
+          <w:szCs w:val="24"/>
+        </w:rPr>
+        <w:t>_</w:t>
       </w:r>
       <w:r>
         <w:rPr>
@@ -9509,33 +9630,6 @@
           <w:szCs w:val="24"/>
           <w:lang w:val="en-US"/>
         </w:rPr>
-        <w:t>_</w:t>
-      </w:r>
-      <w:r>
-        <w:rPr>
-          <w:rFonts w:ascii="Bahnschrift Light" w:hAnsi="Bahnschrift Light"/>
-          <w:sz w:val="24"/>
-          <w:szCs w:val="24"/>
-          <w:lang w:val="en-US"/>
-        </w:rPr>
-        <w:t>Case</w:t>
-      </w:r>
-      <w:r>
-        <w:rPr>
-          <w:rFonts w:ascii="Bahnschrift Light" w:hAnsi="Bahnschrift Light"/>
-          <w:sz w:val="24"/>
-          <w:szCs w:val="24"/>
-          <w:lang w:val="en-US"/>
-        </w:rPr>
-        <w:t>_</w:t>
-      </w:r>
-      <w:r>
-        <w:rPr>
-          <w:rFonts w:ascii="Bahnschrift Light" w:hAnsi="Bahnschrift Light"/>
-          <w:sz w:val="24"/>
-          <w:szCs w:val="24"/>
-          <w:lang w:val="en-US"/>
-        </w:rPr>
         <w:t>Points</w:t>
       </w:r>
       <w:r>
@@ -9543,7 +9637,6 @@
           <w:rFonts w:ascii="Bahnschrift Light" w:hAnsi="Bahnschrift Light"/>
           <w:sz w:val="24"/>
           <w:szCs w:val="24"/>
-          <w:lang w:val="en-US"/>
         </w:rPr>
         <w:t xml:space="preserve">_1 </w:t>
       </w:r>
@@ -9560,7 +9653,6 @@
           <w:rFonts w:ascii="Bahnschrift Light" w:hAnsi="Bahnschrift Light"/>
           <w:sz w:val="24"/>
           <w:szCs w:val="24"/>
-          <w:lang w:val="en-US"/>
         </w:rPr>
         <w:t xml:space="preserve"> </w:t>
       </w:r>
@@ -9759,20 +9851,13 @@
             <w:pPr>
               <w:rPr>
                 <w:rFonts w:ascii="Bahnschrift Light" w:hAnsi="Bahnschrift Light"/>
-                <w:sz w:val="24"/>
-                <w:szCs w:val="24"/>
-              </w:rPr>
-            </w:pPr>
-            <w:r>
-              <w:rPr>
-                <w:rFonts w:ascii="Bahnschrift Light" w:hAnsi="Bahnschrift Light"/>
                 <w:b/>
                 <w:bCs/>
                 <w:sz w:val="24"/>
                 <w:szCs w:val="24"/>
-              </w:rPr>
-              <w:t>Δεδομένα εισόδου</w:t>
-            </w:r>
+                <w:lang w:val="en-US"/>
+              </w:rPr>
+            </w:pPr>
             <w:r>
               <w:rPr>
                 <w:rFonts w:ascii="Bahnschrift Light" w:hAnsi="Bahnschrift Light"/>
@@ -9780,9 +9865,8 @@
                 <w:bCs/>
                 <w:sz w:val="24"/>
                 <w:szCs w:val="24"/>
-                <w:lang w:val="en-US"/>
-              </w:rPr>
-              <w:t>(Inputs)</w:t>
+              </w:rPr>
+              <w:t>Δεδομένα εισόδου</w:t>
             </w:r>
           </w:p>
         </w:tc>
@@ -11361,7 +11445,6 @@
           <w:rFonts w:ascii="Bahnschrift Light" w:hAnsi="Bahnschrift Light"/>
           <w:sz w:val="24"/>
           <w:szCs w:val="24"/>
-          <w:lang w:val="en-US"/>
         </w:rPr>
       </w:pPr>
     </w:p>
@@ -11373,7 +11456,6 @@
           <w:bCs/>
           <w:sz w:val="24"/>
           <w:szCs w:val="24"/>
-          <w:lang w:val="en-US"/>
         </w:rPr>
       </w:pPr>
     </w:p>
@@ -11632,17 +11714,6 @@
               </w:rPr>
               <w:t>Δεδομένα εισόδου</w:t>
             </w:r>
-            <w:r>
-              <w:rPr>
-                <w:rFonts w:ascii="Bahnschrift Light" w:hAnsi="Bahnschrift Light"/>
-                <w:b/>
-                <w:bCs/>
-                <w:sz w:val="24"/>
-                <w:szCs w:val="24"/>
-                <w:lang w:val="en-US"/>
-              </w:rPr>
-              <w:t>(Inputs)</w:t>
-            </w:r>
           </w:p>
         </w:tc>
         <w:tc>
@@ -12037,7 +12108,6 @@
           <w:rFonts w:ascii="Bahnschrift Light" w:hAnsi="Bahnschrift Light"/>
           <w:sz w:val="24"/>
           <w:szCs w:val="24"/>
-          <w:lang w:val="en-US"/>
         </w:rPr>
       </w:pPr>
     </w:p>
@@ -12047,7 +12117,6 @@
           <w:rFonts w:ascii="Bahnschrift Light" w:hAnsi="Bahnschrift Light"/>
           <w:sz w:val="24"/>
           <w:szCs w:val="24"/>
-          <w:lang w:val="en-US"/>
         </w:rPr>
       </w:pPr>
     </w:p>
@@ -12057,7 +12126,6 @@
           <w:rFonts w:ascii="Bahnschrift Light" w:hAnsi="Bahnschrift Light"/>
           <w:sz w:val="24"/>
           <w:szCs w:val="24"/>
-          <w:lang w:val="en-US"/>
         </w:rPr>
       </w:pPr>
     </w:p>
@@ -12067,7 +12135,6 @@
           <w:rFonts w:ascii="Bahnschrift Light" w:hAnsi="Bahnschrift Light"/>
           <w:sz w:val="24"/>
           <w:szCs w:val="24"/>
-          <w:lang w:val="en-US"/>
         </w:rPr>
       </w:pPr>
     </w:p>
@@ -12077,7 +12144,6 @@
           <w:rFonts w:ascii="Bahnschrift Light" w:hAnsi="Bahnschrift Light"/>
           <w:sz w:val="24"/>
           <w:szCs w:val="24"/>
-          <w:lang w:val="en-US"/>
         </w:rPr>
       </w:pPr>
     </w:p>
@@ -12372,17 +12438,6 @@
               </w:rPr>
               <w:t>Δεδομένα εισόδου</w:t>
             </w:r>
-            <w:r>
-              <w:rPr>
-                <w:rFonts w:ascii="Bahnschrift Light" w:hAnsi="Bahnschrift Light"/>
-                <w:b/>
-                <w:bCs/>
-                <w:sz w:val="24"/>
-                <w:szCs w:val="24"/>
-                <w:lang w:val="en-US"/>
-              </w:rPr>
-              <w:t>(Inputs)</w:t>
-            </w:r>
           </w:p>
         </w:tc>
         <w:tc>
@@ -13139,20 +13194,13 @@
             <w:pPr>
               <w:rPr>
                 <w:rFonts w:ascii="Bahnschrift Light" w:hAnsi="Bahnschrift Light"/>
-                <w:sz w:val="24"/>
-                <w:szCs w:val="24"/>
-              </w:rPr>
-            </w:pPr>
-            <w:r>
-              <w:rPr>
-                <w:rFonts w:ascii="Bahnschrift Light" w:hAnsi="Bahnschrift Light"/>
                 <w:b/>
                 <w:bCs/>
                 <w:sz w:val="24"/>
                 <w:szCs w:val="24"/>
-              </w:rPr>
-              <w:t>Δεδομένα εισόδου</w:t>
-            </w:r>
+                <w:lang w:val="en-US"/>
+              </w:rPr>
+            </w:pPr>
             <w:r>
               <w:rPr>
                 <w:rFonts w:ascii="Bahnschrift Light" w:hAnsi="Bahnschrift Light"/>
@@ -13160,9 +13208,8 @@
                 <w:bCs/>
                 <w:sz w:val="24"/>
                 <w:szCs w:val="24"/>
-                <w:lang w:val="en-US"/>
-              </w:rPr>
-              <w:t>(Inputs)</w:t>
+              </w:rPr>
+              <w:t>Δεδομένα εισόδου</w:t>
             </w:r>
           </w:p>
         </w:tc>
@@ -15248,17 +15295,6 @@
               </w:rPr>
               <w:t>Δεδομένα εισόδου</w:t>
             </w:r>
-            <w:r>
-              <w:rPr>
-                <w:rFonts w:ascii="Bahnschrift Light" w:hAnsi="Bahnschrift Light"/>
-                <w:b/>
-                <w:bCs/>
-                <w:sz w:val="24"/>
-                <w:szCs w:val="24"/>
-                <w:lang w:val="en-US"/>
-              </w:rPr>
-              <w:t>(Inputs)</w:t>
-            </w:r>
           </w:p>
         </w:tc>
         <w:tc>
@@ -16265,7 +16301,6 @@
           <w:bCs/>
           <w:sz w:val="24"/>
           <w:szCs w:val="24"/>
-          <w:lang w:val="en-US"/>
         </w:rPr>
       </w:pPr>
       <w:r>
@@ -16383,17 +16418,6 @@
               </w:rPr>
               <w:t>Δεδομένα εισόδου</w:t>
             </w:r>
-            <w:r>
-              <w:rPr>
-                <w:rFonts w:ascii="Bahnschrift Light" w:hAnsi="Bahnschrift Light"/>
-                <w:b/>
-                <w:bCs/>
-                <w:sz w:val="24"/>
-                <w:szCs w:val="24"/>
-                <w:lang w:val="en-US"/>
-              </w:rPr>
-              <w:t>(Inputs)</w:t>
-            </w:r>
           </w:p>
         </w:tc>
         <w:tc>
@@ -17353,7 +17377,6 @@
           <w:bCs/>
           <w:sz w:val="24"/>
           <w:szCs w:val="24"/>
-          <w:lang w:val="en-US"/>
         </w:rPr>
       </w:pPr>
       <w:r>
@@ -17471,17 +17494,6 @@
               </w:rPr>
               <w:t>Δεδομένα εισόδου</w:t>
             </w:r>
-            <w:r>
-              <w:rPr>
-                <w:rFonts w:ascii="Bahnschrift Light" w:hAnsi="Bahnschrift Light"/>
-                <w:b/>
-                <w:bCs/>
-                <w:sz w:val="24"/>
-                <w:szCs w:val="24"/>
-                <w:lang w:val="en-US"/>
-              </w:rPr>
-              <w:t>(Inputs)</w:t>
-            </w:r>
           </w:p>
         </w:tc>
         <w:tc>
@@ -18314,7 +18326,6 @@
           <w:rFonts w:ascii="Bahnschrift Light" w:hAnsi="Bahnschrift Light"/>
           <w:sz w:val="24"/>
           <w:szCs w:val="24"/>
-          <w:lang w:val="en-US"/>
         </w:rPr>
       </w:pPr>
     </w:p>
@@ -18324,7 +18335,6 @@
           <w:rFonts w:ascii="Bahnschrift Light" w:hAnsi="Bahnschrift Light"/>
           <w:sz w:val="24"/>
           <w:szCs w:val="24"/>
-          <w:lang w:val="en-US"/>
         </w:rPr>
       </w:pPr>
     </w:p>
@@ -18334,7 +18344,6 @@
           <w:rFonts w:ascii="Bahnschrift Light" w:hAnsi="Bahnschrift Light"/>
           <w:sz w:val="24"/>
           <w:szCs w:val="24"/>
-          <w:lang w:val="en-US"/>
         </w:rPr>
       </w:pPr>
     </w:p>
@@ -18454,7 +18463,6 @@
           <w:rFonts w:ascii="Bahnschrift Light" w:hAnsi="Bahnschrift Light"/>
           <w:sz w:val="24"/>
           <w:szCs w:val="24"/>
-          <w:lang w:val="en-US"/>
         </w:rPr>
       </w:pPr>
       <w:r>
@@ -18492,7 +18500,6 @@
           <w:bCs/>
           <w:sz w:val="24"/>
           <w:szCs w:val="24"/>
-          <w:lang w:val="en-US"/>
         </w:rPr>
       </w:pPr>
       <w:proofErr w:type="spellStart"/>
@@ -18597,17 +18604,6 @@
               </w:rPr>
               <w:t>Δεδομένα εισόδου</w:t>
             </w:r>
-            <w:r>
-              <w:rPr>
-                <w:rFonts w:ascii="Bahnschrift Light" w:hAnsi="Bahnschrift Light"/>
-                <w:b/>
-                <w:bCs/>
-                <w:sz w:val="24"/>
-                <w:szCs w:val="24"/>
-                <w:lang w:val="en-US"/>
-              </w:rPr>
-              <w:t>(Inputs)</w:t>
-            </w:r>
           </w:p>
         </w:tc>
         <w:tc>
@@ -19341,7 +19337,6 @@
           <w:rFonts w:ascii="Bahnschrift Light" w:hAnsi="Bahnschrift Light"/>
           <w:sz w:val="24"/>
           <w:szCs w:val="24"/>
-          <w:lang w:val="en-US"/>
         </w:rPr>
       </w:pPr>
     </w:p>
@@ -19351,7 +19346,6 @@
           <w:rFonts w:ascii="Bahnschrift Light" w:hAnsi="Bahnschrift Light"/>
           <w:sz w:val="24"/>
           <w:szCs w:val="24"/>
-          <w:lang w:val="en-US"/>
         </w:rPr>
       </w:pPr>
     </w:p>
@@ -19361,7 +19355,6 @@
           <w:rFonts w:ascii="Bahnschrift Light" w:hAnsi="Bahnschrift Light"/>
           <w:sz w:val="24"/>
           <w:szCs w:val="24"/>
-          <w:lang w:val="en-US"/>
         </w:rPr>
       </w:pPr>
     </w:p>
@@ -19371,7 +19364,6 @@
           <w:rFonts w:ascii="Bahnschrift Light" w:hAnsi="Bahnschrift Light"/>
           <w:sz w:val="24"/>
           <w:szCs w:val="24"/>
-          <w:lang w:val="en-US"/>
         </w:rPr>
       </w:pPr>
     </w:p>
@@ -19545,7 +19537,6 @@
           <w:bCs/>
           <w:sz w:val="24"/>
           <w:szCs w:val="24"/>
-          <w:lang w:val="en-US"/>
         </w:rPr>
       </w:pPr>
       <w:proofErr w:type="spellStart"/>
@@ -19652,17 +19643,6 @@
               </w:rPr>
               <w:t>Δεδομένα εισόδου</w:t>
             </w:r>
-            <w:r>
-              <w:rPr>
-                <w:rFonts w:ascii="Bahnschrift Light" w:hAnsi="Bahnschrift Light"/>
-                <w:b/>
-                <w:bCs/>
-                <w:sz w:val="24"/>
-                <w:szCs w:val="24"/>
-                <w:lang w:val="en-US"/>
-              </w:rPr>
-              <w:t>(Inputs)</w:t>
-            </w:r>
           </w:p>
         </w:tc>
         <w:tc>
@@ -19919,7 +19899,6 @@
           <w:rFonts w:ascii="Bahnschrift Light" w:hAnsi="Bahnschrift Light"/>
           <w:sz w:val="24"/>
           <w:szCs w:val="24"/>
-          <w:lang w:val="en-US"/>
         </w:rPr>
       </w:pPr>
     </w:p>
@@ -19929,7 +19908,6 @@
           <w:rFonts w:ascii="Bahnschrift Light" w:hAnsi="Bahnschrift Light"/>
           <w:sz w:val="24"/>
           <w:szCs w:val="24"/>
-          <w:lang w:val="en-US"/>
         </w:rPr>
       </w:pPr>
     </w:p>
@@ -19939,7 +19917,6 @@
           <w:rFonts w:ascii="Bahnschrift Light" w:hAnsi="Bahnschrift Light"/>
           <w:sz w:val="24"/>
           <w:szCs w:val="24"/>
-          <w:lang w:val="en-US"/>
         </w:rPr>
       </w:pPr>
     </w:p>
@@ -19949,7 +19926,6 @@
           <w:rFonts w:ascii="Bahnschrift Light" w:hAnsi="Bahnschrift Light"/>
           <w:sz w:val="24"/>
           <w:szCs w:val="24"/>
-          <w:lang w:val="en-US"/>
         </w:rPr>
       </w:pPr>
     </w:p>
@@ -19959,7 +19935,6 @@
           <w:rFonts w:ascii="Bahnschrift Light" w:hAnsi="Bahnschrift Light"/>
           <w:sz w:val="24"/>
           <w:szCs w:val="24"/>
-          <w:lang w:val="en-US"/>
         </w:rPr>
       </w:pPr>
     </w:p>
@@ -19969,7 +19944,6 @@
           <w:rFonts w:ascii="Bahnschrift Light" w:hAnsi="Bahnschrift Light"/>
           <w:sz w:val="24"/>
           <w:szCs w:val="24"/>
-          <w:lang w:val="en-US"/>
         </w:rPr>
       </w:pPr>
     </w:p>
@@ -19979,7 +19953,6 @@
           <w:rFonts w:ascii="Bahnschrift Light" w:hAnsi="Bahnschrift Light"/>
           <w:sz w:val="24"/>
           <w:szCs w:val="24"/>
-          <w:lang w:val="en-US"/>
         </w:rPr>
       </w:pPr>
     </w:p>
@@ -19989,7 +19962,6 @@
           <w:rFonts w:ascii="Bahnschrift Light" w:hAnsi="Bahnschrift Light"/>
           <w:sz w:val="24"/>
           <w:szCs w:val="24"/>
-          <w:lang w:val="en-US"/>
         </w:rPr>
       </w:pPr>
     </w:p>
@@ -19999,7 +19971,6 @@
           <w:rFonts w:ascii="Bahnschrift Light" w:hAnsi="Bahnschrift Light"/>
           <w:sz w:val="24"/>
           <w:szCs w:val="24"/>
-          <w:lang w:val="en-US"/>
         </w:rPr>
       </w:pPr>
     </w:p>
@@ -20009,7 +19980,6 @@
           <w:rFonts w:ascii="Bahnschrift Light" w:hAnsi="Bahnschrift Light"/>
           <w:sz w:val="24"/>
           <w:szCs w:val="24"/>
-          <w:lang w:val="en-US"/>
         </w:rPr>
       </w:pPr>
     </w:p>
@@ -20019,7 +19989,6 @@
           <w:rFonts w:ascii="Bahnschrift Light" w:hAnsi="Bahnschrift Light"/>
           <w:sz w:val="24"/>
           <w:szCs w:val="24"/>
-          <w:lang w:val="en-US"/>
         </w:rPr>
       </w:pPr>
     </w:p>
@@ -20029,7 +19998,6 @@
           <w:rFonts w:ascii="Bahnschrift Light" w:hAnsi="Bahnschrift Light"/>
           <w:sz w:val="24"/>
           <w:szCs w:val="24"/>
-          <w:lang w:val="en-US"/>
         </w:rPr>
       </w:pPr>
     </w:p>
@@ -20039,7 +20007,6 @@
           <w:rFonts w:ascii="Bahnschrift Light" w:hAnsi="Bahnschrift Light"/>
           <w:sz w:val="24"/>
           <w:szCs w:val="24"/>
-          <w:lang w:val="en-US"/>
         </w:rPr>
       </w:pPr>
     </w:p>
@@ -20052,7 +20019,7 @@
           <w:sz w:val="24"/>
           <w:szCs w:val="24"/>
           <w:u w:val="single"/>
-          <w:lang w:val="en-US" w:bidi="he-IL"/>
+          <w:lang w:bidi="he-IL"/>
         </w:rPr>
       </w:pPr>
       <w:r>
@@ -20066,7 +20033,7 @@
           <w:lang w:val="en-US" w:bidi="he-IL"/>
         </w:rPr>
         <w:lastRenderedPageBreak/>
-        <w:t xml:space="preserve">Use Case </w:t>
+        <w:t>Use</w:t>
       </w:r>
       <w:r>
         <w:rPr>
@@ -20076,9 +20043,9 @@
           <w:sz w:val="24"/>
           <w:szCs w:val="24"/>
           <w:u w:val="single"/>
-          <w:lang w:val="en-US" w:bidi="he-IL"/>
-        </w:rPr>
-        <w:t>11</w:t>
+          <w:lang w:bidi="he-IL"/>
+        </w:rPr>
+        <w:t xml:space="preserve"> </w:t>
       </w:r>
       <w:r>
         <w:rPr>
@@ -20090,7 +20057,7 @@
           <w:u w:val="single"/>
           <w:lang w:val="en-US" w:bidi="he-IL"/>
         </w:rPr>
-        <w:t>:</w:t>
+        <w:t>Case</w:t>
       </w:r>
       <w:r>
         <w:rPr>
@@ -20100,7 +20067,18 @@
           <w:sz w:val="24"/>
           <w:szCs w:val="24"/>
           <w:u w:val="single"/>
-          <w:lang w:val="en-US"/>
+          <w:lang w:bidi="he-IL"/>
+        </w:rPr>
+        <w:t xml:space="preserve"> 11:</w:t>
+      </w:r>
+      <w:r>
+        <w:rPr>
+          <w:rFonts w:ascii="Bahnschrift Light" w:hAnsi="Bahnschrift Light"/>
+          <w:b/>
+          <w:bCs/>
+          <w:sz w:val="24"/>
+          <w:szCs w:val="24"/>
+          <w:u w:val="single"/>
         </w:rPr>
         <w:t xml:space="preserve"> </w:t>
       </w:r>
@@ -20397,6 +20375,20 @@
               </w:rPr>
               <w:t>Δεδομένα εισόδου</w:t>
             </w:r>
+          </w:p>
+        </w:tc>
+        <w:tc>
+          <w:tcPr>
+            <w:tcW w:w="4044" w:type="dxa"/>
+          </w:tcPr>
+          <w:p>
+            <w:pPr>
+              <w:rPr>
+                <w:rFonts w:ascii="Bahnschrift Light" w:hAnsi="Bahnschrift Light"/>
+                <w:sz w:val="24"/>
+                <w:szCs w:val="24"/>
+              </w:rPr>
+            </w:pPr>
             <w:r>
               <w:rPr>
                 <w:rFonts w:ascii="Bahnschrift Light" w:hAnsi="Bahnschrift Light"/>
@@ -20404,15 +20396,16 @@
                 <w:bCs/>
                 <w:sz w:val="24"/>
                 <w:szCs w:val="24"/>
-                <w:lang w:val="en-US"/>
-              </w:rPr>
-              <w:t>(Inputs)</w:t>
-            </w:r>
-          </w:p>
-        </w:tc>
-        <w:tc>
-          <w:tcPr>
-            <w:tcW w:w="4044" w:type="dxa"/>
+              </w:rPr>
+              <w:t>Αναμενόμενα αποτελέσματα</w:t>
+            </w:r>
+          </w:p>
+        </w:tc>
+      </w:tr>
+      <w:tr>
+        <w:tc>
+          <w:tcPr>
+            <w:tcW w:w="1707" w:type="dxa"/>
           </w:tcPr>
           <w:p>
             <w:pPr>
@@ -20430,7 +20423,77 @@
                 <w:sz w:val="24"/>
                 <w:szCs w:val="24"/>
               </w:rPr>
-              <w:t>Αναμενόμενα αποτελέσματα</w:t>
+              <w:t>Βήμα 1:</w:t>
+            </w:r>
+            <w:r>
+              <w:rPr>
+                <w:rFonts w:ascii="Bahnschrift Light" w:hAnsi="Bahnschrift Light"/>
+                <w:sz w:val="24"/>
+                <w:szCs w:val="24"/>
+              </w:rPr>
+              <w:t xml:space="preserve"> Ο χρήστης μεταβαίνει στην ενότητα διαχείρισης των αγγελιών του.</w:t>
+            </w:r>
+          </w:p>
+        </w:tc>
+        <w:tc>
+          <w:tcPr>
+            <w:tcW w:w="2545" w:type="dxa"/>
+          </w:tcPr>
+          <w:p>
+            <w:pPr>
+              <w:rPr>
+                <w:rFonts w:ascii="Bahnschrift Light" w:hAnsi="Bahnschrift Light"/>
+                <w:sz w:val="24"/>
+                <w:szCs w:val="24"/>
+              </w:rPr>
+            </w:pPr>
+            <w:r>
+              <w:rPr>
+                <w:rFonts w:ascii="Bahnschrift Light" w:hAnsi="Bahnschrift Light"/>
+                <w:sz w:val="24"/>
+                <w:szCs w:val="24"/>
+              </w:rPr>
+              <w:t>Επιλογή της ενότητας “Οι Αγγελίες μου” μέσα από το Προφίλ του.</w:t>
+            </w:r>
+          </w:p>
+        </w:tc>
+        <w:tc>
+          <w:tcPr>
+            <w:tcW w:w="4044" w:type="dxa"/>
+          </w:tcPr>
+          <w:p>
+            <w:pPr>
+              <w:rPr>
+                <w:rFonts w:ascii="Bahnschrift Light" w:hAnsi="Bahnschrift Light"/>
+                <w:sz w:val="24"/>
+                <w:szCs w:val="24"/>
+              </w:rPr>
+            </w:pPr>
+            <w:r>
+              <w:rPr>
+                <w:rFonts w:ascii="Bahnschrift Light" w:hAnsi="Bahnschrift Light"/>
+                <w:sz w:val="24"/>
+                <w:szCs w:val="24"/>
+              </w:rPr>
+              <w:t xml:space="preserve">Το σύστημα φορτώνει την κλάση </w:t>
+            </w:r>
+            <w:proofErr w:type="spellStart"/>
+            <w:r>
+              <w:rPr>
+                <w:rFonts w:ascii="Bahnschrift Light" w:hAnsi="Bahnschrift Light"/>
+                <w:sz w:val="24"/>
+                <w:szCs w:val="24"/>
+              </w:rPr>
+              <w:t>MyApplicationScreen</w:t>
+            </w:r>
+            <w:proofErr w:type="spellEnd"/>
+            <w:r>
+              <w:rPr>
+                <w:rFonts w:ascii="Bahnschrift Light" w:hAnsi="Bahnschrift Light"/>
+                <w:sz w:val="24"/>
+                <w:szCs w:val="24"/>
+              </w:rPr>
+              <w:t>, εκτελεί τη μέθοδο display() και εμφανίζει την Οθόνη "Οι Αγγελίες μου".</w:t>
             </w:r>
           </w:p>
         </w:tc>
@@ -20456,15 +20519,15 @@
                 <w:sz w:val="24"/>
                 <w:szCs w:val="24"/>
               </w:rPr>
-              <w:t>Βήμα 1:</w:t>
-            </w:r>
-            <w:r>
-              <w:rPr>
-                <w:rFonts w:ascii="Bahnschrift Light" w:hAnsi="Bahnschrift Light"/>
-                <w:sz w:val="24"/>
-                <w:szCs w:val="24"/>
-              </w:rPr>
-              <w:t xml:space="preserve"> Ο χρήστης μεταβαίνει στην ενότητα διαχείρισης των αγγελιών του.</w:t>
+              <w:t>Βήμα 2:</w:t>
+            </w:r>
+            <w:r>
+              <w:rPr>
+                <w:rFonts w:ascii="Bahnschrift Light" w:hAnsi="Bahnschrift Light"/>
+                <w:sz w:val="24"/>
+                <w:szCs w:val="24"/>
+              </w:rPr>
+              <w:t xml:space="preserve"> Ο χρήστης επιλέγει να δημιουργήσει μια νέα αγγελία.</w:t>
             </w:r>
           </w:p>
         </w:tc>
@@ -20486,7 +20549,25 @@
                 <w:sz w:val="24"/>
                 <w:szCs w:val="24"/>
               </w:rPr>
-              <w:t>Επιλογή της ενότητας “Οι Αγγελίες μου” μέσα από το Προφίλ του.</w:t>
+              <w:t>Κλικ στο κουμπί εισαγωγής Αγγελίας (</w:t>
+            </w:r>
+            <w:proofErr w:type="spellStart"/>
+            <w:r>
+              <w:rPr>
+                <w:rFonts w:ascii="Bahnschrift Light" w:hAnsi="Bahnschrift Light"/>
+                <w:sz w:val="24"/>
+                <w:szCs w:val="24"/>
+              </w:rPr>
+              <w:t>addButton</w:t>
+            </w:r>
+            <w:proofErr w:type="spellEnd"/>
+            <w:r>
+              <w:rPr>
+                <w:rFonts w:ascii="Bahnschrift Light" w:hAnsi="Bahnschrift Light"/>
+                <w:sz w:val="24"/>
+                <w:szCs w:val="24"/>
+              </w:rPr>
+              <w:t>, "+ ADD").</w:t>
             </w:r>
           </w:p>
         </w:tc>
@@ -20508,25 +20589,61 @@
                 <w:sz w:val="24"/>
                 <w:szCs w:val="24"/>
               </w:rPr>
-              <w:t xml:space="preserve">Το σύστημα φορτώνει την κλάση </w:t>
-            </w:r>
-            <w:proofErr w:type="spellStart"/>
-            <w:r>
-              <w:rPr>
-                <w:rFonts w:ascii="Bahnschrift Light" w:hAnsi="Bahnschrift Light"/>
-                <w:sz w:val="24"/>
-                <w:szCs w:val="24"/>
-              </w:rPr>
-              <w:t>MyApplicationScreen</w:t>
-            </w:r>
-            <w:proofErr w:type="spellEnd"/>
-            <w:r>
-              <w:rPr>
-                <w:rFonts w:ascii="Bahnschrift Light" w:hAnsi="Bahnschrift Light"/>
-                <w:sz w:val="24"/>
-                <w:szCs w:val="24"/>
-              </w:rPr>
-              <w:t>, εκτελεί τη μέθοδο display() και εμφανίζει την Οθόνη "Οι Αγγελίες μου".</w:t>
+              <w:t>Το σύστημα κλείνει το τρέχον παράθυρο (</w:t>
+            </w:r>
+            <w:proofErr w:type="spellStart"/>
+            <w:r>
+              <w:rPr>
+                <w:rFonts w:ascii="Bahnschrift Light" w:hAnsi="Bahnschrift Light"/>
+                <w:sz w:val="24"/>
+                <w:szCs w:val="24"/>
+              </w:rPr>
+              <w:t>currentStage.close</w:t>
+            </w:r>
+            <w:proofErr w:type="spellEnd"/>
+            <w:r>
+              <w:rPr>
+                <w:rFonts w:ascii="Bahnschrift Light" w:hAnsi="Bahnschrift Light"/>
+                <w:sz w:val="24"/>
+                <w:szCs w:val="24"/>
+              </w:rPr>
+              <w:t xml:space="preserve">()) και καλεί τη μέθοδο </w:t>
+            </w:r>
+            <w:proofErr w:type="spellStart"/>
+            <w:r>
+              <w:rPr>
+                <w:rFonts w:ascii="Bahnschrift Light" w:hAnsi="Bahnschrift Light"/>
+                <w:sz w:val="24"/>
+                <w:szCs w:val="24"/>
+              </w:rPr>
+              <w:t>fillForm</w:t>
+            </w:r>
+            <w:proofErr w:type="spellEnd"/>
+            <w:r>
+              <w:rPr>
+                <w:rFonts w:ascii="Bahnschrift Light" w:hAnsi="Bahnschrift Light"/>
+                <w:sz w:val="24"/>
+                <w:szCs w:val="24"/>
+              </w:rPr>
+              <w:t xml:space="preserve">() της κλάσης </w:t>
+            </w:r>
+            <w:proofErr w:type="spellStart"/>
+            <w:r>
+              <w:rPr>
+                <w:rFonts w:ascii="Bahnschrift Light" w:hAnsi="Bahnschrift Light"/>
+                <w:sz w:val="24"/>
+                <w:szCs w:val="24"/>
+              </w:rPr>
+              <w:t>NewApplicationScreen</w:t>
+            </w:r>
+            <w:proofErr w:type="spellEnd"/>
+            <w:r>
+              <w:rPr>
+                <w:rFonts w:ascii="Bahnschrift Light" w:hAnsi="Bahnschrift Light"/>
+                <w:sz w:val="24"/>
+                <w:szCs w:val="24"/>
+              </w:rPr>
+              <w:t>.</w:t>
             </w:r>
           </w:p>
         </w:tc>
@@ -20552,15 +20669,15 @@
                 <w:sz w:val="24"/>
                 <w:szCs w:val="24"/>
               </w:rPr>
-              <w:t>Βήμα 2:</w:t>
-            </w:r>
-            <w:r>
-              <w:rPr>
-                <w:rFonts w:ascii="Bahnschrift Light" w:hAnsi="Bahnschrift Light"/>
-                <w:sz w:val="24"/>
-                <w:szCs w:val="24"/>
-              </w:rPr>
-              <w:t xml:space="preserve"> Ο χρήστης επιλέγει να δημιουργήσει μια νέα αγγελία.</w:t>
+              <w:t>Βήμα 3:</w:t>
+            </w:r>
+            <w:r>
+              <w:rPr>
+                <w:rFonts w:ascii="Bahnschrift Light" w:hAnsi="Bahnschrift Light"/>
+                <w:sz w:val="24"/>
+                <w:szCs w:val="24"/>
+              </w:rPr>
+              <w:t xml:space="preserve"> Το σύστημα εμφανίζει τη σχετική φόρμα στον χρήστη.</w:t>
             </w:r>
           </w:p>
         </w:tc>
@@ -20582,25 +20699,7 @@
                 <w:sz w:val="24"/>
                 <w:szCs w:val="24"/>
               </w:rPr>
-              <w:t>Κλικ στο κουμπί εισαγωγής Αγγελίας (</w:t>
-            </w:r>
-            <w:proofErr w:type="spellStart"/>
-            <w:r>
-              <w:rPr>
-                <w:rFonts w:ascii="Bahnschrift Light" w:hAnsi="Bahnschrift Light"/>
-                <w:sz w:val="24"/>
-                <w:szCs w:val="24"/>
-              </w:rPr>
-              <w:t>addButton</w:t>
-            </w:r>
-            <w:proofErr w:type="spellEnd"/>
-            <w:r>
-              <w:rPr>
-                <w:rFonts w:ascii="Bahnschrift Light" w:hAnsi="Bahnschrift Light"/>
-                <w:sz w:val="24"/>
-                <w:szCs w:val="24"/>
-              </w:rPr>
-              <w:t>, "+ ADD").</w:t>
+              <w:t>Αυτόματη εξέλιξη από το σύστημα.</w:t>
             </w:r>
           </w:p>
         </w:tc>
@@ -20622,52 +20721,106 @@
                 <w:sz w:val="24"/>
                 <w:szCs w:val="24"/>
               </w:rPr>
-              <w:t>Το σύστημα κλείνει το τρέχον παράθυρο (</w:t>
-            </w:r>
-            <w:proofErr w:type="spellStart"/>
-            <w:r>
-              <w:rPr>
-                <w:rFonts w:ascii="Bahnschrift Light" w:hAnsi="Bahnschrift Light"/>
-                <w:sz w:val="24"/>
-                <w:szCs w:val="24"/>
-              </w:rPr>
-              <w:t>currentStage.close</w:t>
-            </w:r>
-            <w:proofErr w:type="spellEnd"/>
-            <w:r>
-              <w:rPr>
-                <w:rFonts w:ascii="Bahnschrift Light" w:hAnsi="Bahnschrift Light"/>
-                <w:sz w:val="24"/>
-                <w:szCs w:val="24"/>
-              </w:rPr>
-              <w:t xml:space="preserve">()) και καλεί τη μέθοδο </w:t>
-            </w:r>
-            <w:proofErr w:type="spellStart"/>
-            <w:r>
-              <w:rPr>
-                <w:rFonts w:ascii="Bahnschrift Light" w:hAnsi="Bahnschrift Light"/>
-                <w:sz w:val="24"/>
-                <w:szCs w:val="24"/>
-              </w:rPr>
-              <w:t>fillForm</w:t>
-            </w:r>
-            <w:proofErr w:type="spellEnd"/>
-            <w:r>
-              <w:rPr>
-                <w:rFonts w:ascii="Bahnschrift Light" w:hAnsi="Bahnschrift Light"/>
-                <w:sz w:val="24"/>
-                <w:szCs w:val="24"/>
-              </w:rPr>
-              <w:t xml:space="preserve">() της κλάσης </w:t>
-            </w:r>
-            <w:proofErr w:type="spellStart"/>
-            <w:r>
-              <w:rPr>
-                <w:rFonts w:ascii="Bahnschrift Light" w:hAnsi="Bahnschrift Light"/>
-                <w:sz w:val="24"/>
-                <w:szCs w:val="24"/>
-              </w:rPr>
-              <w:t>NewApplicationScreen</w:t>
+              <w:t xml:space="preserve">Εμφανίζεται η Φόρμα εισαγωγής Αγγελίας με τα πεδία </w:t>
+            </w:r>
+            <w:proofErr w:type="spellStart"/>
+            <w:r>
+              <w:rPr>
+                <w:rFonts w:ascii="Bahnschrift Light" w:hAnsi="Bahnschrift Light"/>
+                <w:sz w:val="24"/>
+                <w:szCs w:val="24"/>
+              </w:rPr>
+              <w:t>cmbType</w:t>
+            </w:r>
+            <w:proofErr w:type="spellEnd"/>
+            <w:r>
+              <w:rPr>
+                <w:rFonts w:ascii="Bahnschrift Light" w:hAnsi="Bahnschrift Light"/>
+                <w:sz w:val="24"/>
+                <w:szCs w:val="24"/>
+              </w:rPr>
+              <w:t xml:space="preserve">, </w:t>
+            </w:r>
+            <w:proofErr w:type="spellStart"/>
+            <w:r>
+              <w:rPr>
+                <w:rFonts w:ascii="Bahnschrift Light" w:hAnsi="Bahnschrift Light"/>
+                <w:sz w:val="24"/>
+                <w:szCs w:val="24"/>
+              </w:rPr>
+              <w:t>txtLocation</w:t>
+            </w:r>
+            <w:proofErr w:type="spellEnd"/>
+            <w:r>
+              <w:rPr>
+                <w:rFonts w:ascii="Bahnschrift Light" w:hAnsi="Bahnschrift Light"/>
+                <w:sz w:val="24"/>
+                <w:szCs w:val="24"/>
+              </w:rPr>
+              <w:t xml:space="preserve">, </w:t>
+            </w:r>
+            <w:proofErr w:type="spellStart"/>
+            <w:r>
+              <w:rPr>
+                <w:rFonts w:ascii="Bahnschrift Light" w:hAnsi="Bahnschrift Light"/>
+                <w:sz w:val="24"/>
+                <w:szCs w:val="24"/>
+              </w:rPr>
+              <w:t>txtAddress</w:t>
+            </w:r>
+            <w:proofErr w:type="spellEnd"/>
+            <w:r>
+              <w:rPr>
+                <w:rFonts w:ascii="Bahnschrift Light" w:hAnsi="Bahnschrift Light"/>
+                <w:sz w:val="24"/>
+                <w:szCs w:val="24"/>
+              </w:rPr>
+              <w:t xml:space="preserve">, </w:t>
+            </w:r>
+            <w:proofErr w:type="spellStart"/>
+            <w:r>
+              <w:rPr>
+                <w:rFonts w:ascii="Bahnschrift Light" w:hAnsi="Bahnschrift Light"/>
+                <w:sz w:val="24"/>
+                <w:szCs w:val="24"/>
+              </w:rPr>
+              <w:t>txtRent</w:t>
+            </w:r>
+            <w:proofErr w:type="spellEnd"/>
+            <w:r>
+              <w:rPr>
+                <w:rFonts w:ascii="Bahnschrift Light" w:hAnsi="Bahnschrift Light"/>
+                <w:sz w:val="24"/>
+                <w:szCs w:val="24"/>
+              </w:rPr>
+              <w:t xml:space="preserve">, </w:t>
+            </w:r>
+            <w:proofErr w:type="spellStart"/>
+            <w:r>
+              <w:rPr>
+                <w:rFonts w:ascii="Bahnschrift Light" w:hAnsi="Bahnschrift Light"/>
+                <w:sz w:val="24"/>
+                <w:szCs w:val="24"/>
+              </w:rPr>
+              <w:t>txtRoommates</w:t>
+            </w:r>
+            <w:proofErr w:type="spellEnd"/>
+            <w:r>
+              <w:rPr>
+                <w:rFonts w:ascii="Bahnschrift Light" w:hAnsi="Bahnschrift Light"/>
+                <w:sz w:val="24"/>
+                <w:szCs w:val="24"/>
+              </w:rPr>
+              <w:t xml:space="preserve"> και </w:t>
+            </w:r>
+            <w:proofErr w:type="spellStart"/>
+            <w:r>
+              <w:rPr>
+                <w:rFonts w:ascii="Bahnschrift Light" w:hAnsi="Bahnschrift Light"/>
+                <w:sz w:val="24"/>
+                <w:szCs w:val="24"/>
+              </w:rPr>
+              <w:t>txtDesc</w:t>
             </w:r>
             <w:proofErr w:type="spellEnd"/>
             <w:r>
@@ -20678,6 +20831,33 @@
               </w:rPr>
               <w:t>.</w:t>
             </w:r>
+          </w:p>
+          <w:p>
+            <w:pPr>
+              <w:rPr>
+                <w:rFonts w:ascii="Bahnschrift Light" w:hAnsi="Bahnschrift Light"/>
+                <w:sz w:val="24"/>
+                <w:szCs w:val="24"/>
+              </w:rPr>
+            </w:pPr>
+          </w:p>
+          <w:p>
+            <w:pPr>
+              <w:rPr>
+                <w:rFonts w:ascii="Bahnschrift Light" w:hAnsi="Bahnschrift Light"/>
+                <w:sz w:val="24"/>
+                <w:szCs w:val="24"/>
+              </w:rPr>
+            </w:pPr>
+          </w:p>
+          <w:p>
+            <w:pPr>
+              <w:rPr>
+                <w:rFonts w:ascii="Bahnschrift Light" w:hAnsi="Bahnschrift Light"/>
+                <w:sz w:val="24"/>
+                <w:szCs w:val="24"/>
+              </w:rPr>
+            </w:pPr>
           </w:p>
         </w:tc>
       </w:tr>
@@ -20702,15 +20882,15 @@
                 <w:sz w:val="24"/>
                 <w:szCs w:val="24"/>
               </w:rPr>
-              <w:t>Βήμα 3:</w:t>
-            </w:r>
-            <w:r>
-              <w:rPr>
-                <w:rFonts w:ascii="Bahnschrift Light" w:hAnsi="Bahnschrift Light"/>
-                <w:sz w:val="24"/>
-                <w:szCs w:val="24"/>
-              </w:rPr>
-              <w:t xml:space="preserve"> Το σύστημα εμφανίζει τη σχετική φόρμα στον χρήστη.</w:t>
+              <w:t>Βήμα 4:</w:t>
+            </w:r>
+            <w:r>
+              <w:rPr>
+                <w:rFonts w:ascii="Bahnschrift Light" w:hAnsi="Bahnschrift Light"/>
+                <w:sz w:val="24"/>
+                <w:szCs w:val="24"/>
+              </w:rPr>
+              <w:t xml:space="preserve"> Ο χρήστης συμπληρώνει τα απαραίτητα στοιχεία.</w:t>
             </w:r>
           </w:p>
         </w:tc>
@@ -20724,15 +20904,138 @@
                 <w:rFonts w:ascii="Bahnschrift Light" w:hAnsi="Bahnschrift Light"/>
                 <w:sz w:val="24"/>
                 <w:szCs w:val="24"/>
-              </w:rPr>
-            </w:pPr>
-            <w:r>
-              <w:rPr>
-                <w:rFonts w:ascii="Bahnschrift Light" w:hAnsi="Bahnschrift Light"/>
-                <w:sz w:val="24"/>
-                <w:szCs w:val="24"/>
-              </w:rPr>
-              <w:t>Αυτόματη εξέλιξη από το σύστημα.</w:t>
+                <w:lang w:val="en-US"/>
+              </w:rPr>
+            </w:pPr>
+            <w:proofErr w:type="spellStart"/>
+            <w:r>
+              <w:rPr>
+                <w:rFonts w:ascii="Bahnschrift Light" w:hAnsi="Bahnschrift Light"/>
+                <w:sz w:val="24"/>
+                <w:szCs w:val="24"/>
+                <w:lang w:val="en-US"/>
+              </w:rPr>
+              <w:t>cmbType</w:t>
+            </w:r>
+            <w:proofErr w:type="spellEnd"/>
+            <w:r>
+              <w:rPr>
+                <w:rFonts w:ascii="Bahnschrift Light" w:hAnsi="Bahnschrift Light"/>
+                <w:sz w:val="24"/>
+                <w:szCs w:val="24"/>
+                <w:lang w:val="en-US"/>
+              </w:rPr>
+              <w:t xml:space="preserve"> = "", </w:t>
+            </w:r>
+            <w:proofErr w:type="spellStart"/>
+            <w:r>
+              <w:rPr>
+                <w:rFonts w:ascii="Bahnschrift Light" w:hAnsi="Bahnschrift Light"/>
+                <w:sz w:val="24"/>
+                <w:szCs w:val="24"/>
+                <w:lang w:val="en-US"/>
+              </w:rPr>
+              <w:t>txtLocation</w:t>
+            </w:r>
+            <w:proofErr w:type="spellEnd"/>
+            <w:r>
+              <w:rPr>
+                <w:rFonts w:ascii="Bahnschrift Light" w:hAnsi="Bahnschrift Light"/>
+                <w:sz w:val="24"/>
+                <w:szCs w:val="24"/>
+                <w:lang w:val="en-US"/>
+              </w:rPr>
+              <w:t xml:space="preserve"> = "", </w:t>
+            </w:r>
+            <w:proofErr w:type="spellStart"/>
+            <w:r>
+              <w:rPr>
+                <w:rFonts w:ascii="Bahnschrift Light" w:hAnsi="Bahnschrift Light"/>
+                <w:sz w:val="24"/>
+                <w:szCs w:val="24"/>
+                <w:lang w:val="en-US"/>
+              </w:rPr>
+              <w:t>txtAddress</w:t>
+            </w:r>
+            <w:proofErr w:type="spellEnd"/>
+            <w:r>
+              <w:rPr>
+                <w:rFonts w:ascii="Bahnschrift Light" w:hAnsi="Bahnschrift Light"/>
+                <w:sz w:val="24"/>
+                <w:szCs w:val="24"/>
+                <w:lang w:val="en-US"/>
+              </w:rPr>
+              <w:t xml:space="preserve"> = "",</w:t>
+            </w:r>
+          </w:p>
+          <w:p>
+            <w:pPr>
+              <w:rPr>
+                <w:rFonts w:ascii="Bahnschrift Light" w:hAnsi="Bahnschrift Light"/>
+                <w:sz w:val="24"/>
+                <w:szCs w:val="24"/>
+                <w:lang w:val="en-US"/>
+              </w:rPr>
+            </w:pPr>
+            <w:proofErr w:type="spellStart"/>
+            <w:r>
+              <w:rPr>
+                <w:rFonts w:ascii="Bahnschrift Light" w:hAnsi="Bahnschrift Light"/>
+                <w:sz w:val="24"/>
+                <w:szCs w:val="24"/>
+                <w:lang w:val="en-US"/>
+              </w:rPr>
+              <w:t>txtRent</w:t>
+            </w:r>
+            <w:proofErr w:type="spellEnd"/>
+            <w:r>
+              <w:rPr>
+                <w:rFonts w:ascii="Bahnschrift Light" w:hAnsi="Bahnschrift Light"/>
+                <w:sz w:val="24"/>
+                <w:szCs w:val="24"/>
+                <w:lang w:val="en-US"/>
+              </w:rPr>
+              <w:t xml:space="preserve"> = "", </w:t>
+            </w:r>
+            <w:proofErr w:type="spellStart"/>
+            <w:r>
+              <w:rPr>
+                <w:rFonts w:ascii="Bahnschrift Light" w:hAnsi="Bahnschrift Light"/>
+                <w:sz w:val="24"/>
+                <w:szCs w:val="24"/>
+                <w:lang w:val="en-US"/>
+              </w:rPr>
+              <w:t>txtRoommates</w:t>
+            </w:r>
+            <w:proofErr w:type="spellEnd"/>
+            <w:r>
+              <w:rPr>
+                <w:rFonts w:ascii="Bahnschrift Light" w:hAnsi="Bahnschrift Light"/>
+                <w:sz w:val="24"/>
+                <w:szCs w:val="24"/>
+                <w:lang w:val="en-US"/>
+              </w:rPr>
+              <w:t xml:space="preserve"> = "", </w:t>
+            </w:r>
+            <w:proofErr w:type="spellStart"/>
+            <w:r>
+              <w:rPr>
+                <w:rFonts w:ascii="Bahnschrift Light" w:hAnsi="Bahnschrift Light"/>
+                <w:sz w:val="24"/>
+                <w:szCs w:val="24"/>
+                <w:lang w:val="en-US"/>
+              </w:rPr>
+              <w:t>txtDesc</w:t>
+            </w:r>
+            <w:proofErr w:type="spellEnd"/>
+            <w:r>
+              <w:rPr>
+                <w:rFonts w:ascii="Bahnschrift Light" w:hAnsi="Bahnschrift Light"/>
+                <w:sz w:val="24"/>
+                <w:szCs w:val="24"/>
+                <w:lang w:val="en-US"/>
+              </w:rPr>
+              <w:t xml:space="preserve"> = ""</w:t>
             </w:r>
           </w:p>
         </w:tc>
@@ -20754,143 +21057,8 @@
                 <w:sz w:val="24"/>
                 <w:szCs w:val="24"/>
               </w:rPr>
-              <w:t xml:space="preserve">Εμφανίζεται η Φόρμα εισαγωγής Αγγελίας με τα πεδία </w:t>
-            </w:r>
-            <w:proofErr w:type="spellStart"/>
-            <w:r>
-              <w:rPr>
-                <w:rFonts w:ascii="Bahnschrift Light" w:hAnsi="Bahnschrift Light"/>
-                <w:sz w:val="24"/>
-                <w:szCs w:val="24"/>
-              </w:rPr>
-              <w:t>cmbType</w:t>
-            </w:r>
-            <w:proofErr w:type="spellEnd"/>
-            <w:r>
-              <w:rPr>
-                <w:rFonts w:ascii="Bahnschrift Light" w:hAnsi="Bahnschrift Light"/>
-                <w:sz w:val="24"/>
-                <w:szCs w:val="24"/>
-              </w:rPr>
-              <w:t xml:space="preserve">, </w:t>
-            </w:r>
-            <w:proofErr w:type="spellStart"/>
-            <w:r>
-              <w:rPr>
-                <w:rFonts w:ascii="Bahnschrift Light" w:hAnsi="Bahnschrift Light"/>
-                <w:sz w:val="24"/>
-                <w:szCs w:val="24"/>
-              </w:rPr>
-              <w:t>txtLocation</w:t>
-            </w:r>
-            <w:proofErr w:type="spellEnd"/>
-            <w:r>
-              <w:rPr>
-                <w:rFonts w:ascii="Bahnschrift Light" w:hAnsi="Bahnschrift Light"/>
-                <w:sz w:val="24"/>
-                <w:szCs w:val="24"/>
-              </w:rPr>
-              <w:t xml:space="preserve">, </w:t>
-            </w:r>
-            <w:proofErr w:type="spellStart"/>
-            <w:r>
-              <w:rPr>
-                <w:rFonts w:ascii="Bahnschrift Light" w:hAnsi="Bahnschrift Light"/>
-                <w:sz w:val="24"/>
-                <w:szCs w:val="24"/>
-              </w:rPr>
-              <w:t>txtAddress</w:t>
-            </w:r>
-            <w:proofErr w:type="spellEnd"/>
-            <w:r>
-              <w:rPr>
-                <w:rFonts w:ascii="Bahnschrift Light" w:hAnsi="Bahnschrift Light"/>
-                <w:sz w:val="24"/>
-                <w:szCs w:val="24"/>
-              </w:rPr>
-              <w:t xml:space="preserve">, </w:t>
-            </w:r>
-            <w:proofErr w:type="spellStart"/>
-            <w:r>
-              <w:rPr>
-                <w:rFonts w:ascii="Bahnschrift Light" w:hAnsi="Bahnschrift Light"/>
-                <w:sz w:val="24"/>
-                <w:szCs w:val="24"/>
-              </w:rPr>
-              <w:t>txtRent</w:t>
-            </w:r>
-            <w:proofErr w:type="spellEnd"/>
-            <w:r>
-              <w:rPr>
-                <w:rFonts w:ascii="Bahnschrift Light" w:hAnsi="Bahnschrift Light"/>
-                <w:sz w:val="24"/>
-                <w:szCs w:val="24"/>
-              </w:rPr>
-              <w:t xml:space="preserve">, </w:t>
-            </w:r>
-            <w:proofErr w:type="spellStart"/>
-            <w:r>
-              <w:rPr>
-                <w:rFonts w:ascii="Bahnschrift Light" w:hAnsi="Bahnschrift Light"/>
-                <w:sz w:val="24"/>
-                <w:szCs w:val="24"/>
-              </w:rPr>
-              <w:t>txtRoommates</w:t>
-            </w:r>
-            <w:proofErr w:type="spellEnd"/>
-            <w:r>
-              <w:rPr>
-                <w:rFonts w:ascii="Bahnschrift Light" w:hAnsi="Bahnschrift Light"/>
-                <w:sz w:val="24"/>
-                <w:szCs w:val="24"/>
-              </w:rPr>
-              <w:t xml:space="preserve"> και </w:t>
-            </w:r>
-            <w:proofErr w:type="spellStart"/>
-            <w:r>
-              <w:rPr>
-                <w:rFonts w:ascii="Bahnschrift Light" w:hAnsi="Bahnschrift Light"/>
-                <w:sz w:val="24"/>
-                <w:szCs w:val="24"/>
-              </w:rPr>
-              <w:t>txtDesc</w:t>
-            </w:r>
-            <w:proofErr w:type="spellEnd"/>
-            <w:r>
-              <w:rPr>
-                <w:rFonts w:ascii="Bahnschrift Light" w:hAnsi="Bahnschrift Light"/>
-                <w:sz w:val="24"/>
-                <w:szCs w:val="24"/>
-              </w:rPr>
-              <w:t>.</w:t>
-            </w:r>
-          </w:p>
-          <w:p>
-            <w:pPr>
-              <w:rPr>
-                <w:rFonts w:ascii="Bahnschrift Light" w:hAnsi="Bahnschrift Light"/>
-                <w:sz w:val="24"/>
-                <w:szCs w:val="24"/>
-              </w:rPr>
-            </w:pPr>
-          </w:p>
-          <w:p>
-            <w:pPr>
-              <w:rPr>
-                <w:rFonts w:ascii="Bahnschrift Light" w:hAnsi="Bahnschrift Light"/>
-                <w:sz w:val="24"/>
-                <w:szCs w:val="24"/>
-              </w:rPr>
-            </w:pPr>
-          </w:p>
-          <w:p>
-            <w:pPr>
-              <w:rPr>
-                <w:rFonts w:ascii="Bahnschrift Light" w:hAnsi="Bahnschrift Light"/>
-                <w:sz w:val="24"/>
-                <w:szCs w:val="24"/>
-              </w:rPr>
-            </w:pPr>
+              <w:t>Η φόρμα δέχεται τις τιμές στα πεδία κειμένου χωρίς να εμφανίζει κάποιο σφάλμα.</w:t>
+            </w:r>
           </w:p>
         </w:tc>
       </w:tr>
@@ -20915,15 +21083,15 @@
                 <w:sz w:val="24"/>
                 <w:szCs w:val="24"/>
               </w:rPr>
-              <w:t>Βήμα 4:</w:t>
-            </w:r>
-            <w:r>
-              <w:rPr>
-                <w:rFonts w:ascii="Bahnschrift Light" w:hAnsi="Bahnschrift Light"/>
-                <w:sz w:val="24"/>
-                <w:szCs w:val="24"/>
-              </w:rPr>
-              <w:t xml:space="preserve"> Ο χρήστης συμπληρώνει τα απαραίτητα στοιχεία.</w:t>
+              <w:t>Βήμα 5:</w:t>
+            </w:r>
+            <w:r>
+              <w:rPr>
+                <w:rFonts w:ascii="Bahnschrift Light" w:hAnsi="Bahnschrift Light"/>
+                <w:sz w:val="24"/>
+                <w:szCs w:val="24"/>
+              </w:rPr>
+              <w:t xml:space="preserve"> Το σύστημα εμφανίζει το Παράθυρο Προεπισκόπησης (Επιβεβαίωσης) και ζητά την τελική έγκριση.</w:t>
             </w:r>
           </w:p>
         </w:tc>
@@ -20940,7 +21108,14 @@
                 <w:lang w:val="en-US"/>
               </w:rPr>
             </w:pPr>
-            <w:proofErr w:type="spellStart"/>
+            <w:r>
+              <w:rPr>
+                <w:rFonts w:ascii="Bahnschrift Light" w:hAnsi="Bahnschrift Light"/>
+                <w:sz w:val="24"/>
+                <w:szCs w:val="24"/>
+              </w:rPr>
+              <w:t>Κλικ</w:t>
+            </w:r>
             <w:r>
               <w:rPr>
                 <w:rFonts w:ascii="Bahnschrift Light" w:hAnsi="Bahnschrift Light"/>
@@ -20948,9 +21123,16 @@
                 <w:szCs w:val="24"/>
                 <w:lang w:val="en-US"/>
               </w:rPr>
-              <w:t>cmbType</w:t>
-            </w:r>
-            <w:proofErr w:type="spellEnd"/>
+              <w:t xml:space="preserve"> </w:t>
+            </w:r>
+            <w:r>
+              <w:rPr>
+                <w:rFonts w:ascii="Bahnschrift Light" w:hAnsi="Bahnschrift Light"/>
+                <w:sz w:val="24"/>
+                <w:szCs w:val="24"/>
+              </w:rPr>
+              <w:t>στο</w:t>
+            </w:r>
             <w:r>
               <w:rPr>
                 <w:rFonts w:ascii="Bahnschrift Light" w:hAnsi="Bahnschrift Light"/>
@@ -20958,9 +21140,16 @@
                 <w:szCs w:val="24"/>
                 <w:lang w:val="en-US"/>
               </w:rPr>
-              <w:t xml:space="preserve"> = "", </w:t>
-            </w:r>
-            <w:proofErr w:type="spellStart"/>
+              <w:t xml:space="preserve"> </w:t>
+            </w:r>
+            <w:r>
+              <w:rPr>
+                <w:rFonts w:ascii="Bahnschrift Light" w:hAnsi="Bahnschrift Light"/>
+                <w:sz w:val="24"/>
+                <w:szCs w:val="24"/>
+              </w:rPr>
+              <w:t>κουμπί</w:t>
+            </w:r>
             <w:r>
               <w:rPr>
                 <w:rFonts w:ascii="Bahnschrift Light" w:hAnsi="Bahnschrift Light"/>
@@ -20968,9 +21157,9 @@
                 <w:szCs w:val="24"/>
                 <w:lang w:val="en-US"/>
               </w:rPr>
-              <w:t>txtLocation</w:t>
-            </w:r>
-            <w:proofErr w:type="spellEnd"/>
+              <w:t xml:space="preserve"> "Preview &amp; Submit" (</w:t>
+            </w:r>
+            <w:proofErr w:type="spellStart"/>
             <w:r>
               <w:rPr>
                 <w:rFonts w:ascii="Bahnschrift Light" w:hAnsi="Bahnschrift Light"/>
@@ -20978,9 +21167,9 @@
                 <w:szCs w:val="24"/>
                 <w:lang w:val="en-US"/>
               </w:rPr>
-              <w:t xml:space="preserve"> = "", </w:t>
-            </w:r>
-            <w:proofErr w:type="spellStart"/>
+              <w:t>previewBtn</w:t>
+            </w:r>
+            <w:proofErr w:type="spellEnd"/>
             <w:r>
               <w:rPr>
                 <w:rFonts w:ascii="Bahnschrift Light" w:hAnsi="Bahnschrift Light"/>
@@ -20988,87 +21177,7 @@
                 <w:szCs w:val="24"/>
                 <w:lang w:val="en-US"/>
               </w:rPr>
-              <w:t>txtAddress</w:t>
-            </w:r>
-            <w:proofErr w:type="spellEnd"/>
-            <w:r>
-              <w:rPr>
-                <w:rFonts w:ascii="Bahnschrift Light" w:hAnsi="Bahnschrift Light"/>
-                <w:sz w:val="24"/>
-                <w:szCs w:val="24"/>
-                <w:lang w:val="en-US"/>
-              </w:rPr>
-              <w:t xml:space="preserve"> = "",</w:t>
-            </w:r>
-          </w:p>
-          <w:p>
-            <w:pPr>
-              <w:rPr>
-                <w:rFonts w:ascii="Bahnschrift Light" w:hAnsi="Bahnschrift Light"/>
-                <w:sz w:val="24"/>
-                <w:szCs w:val="24"/>
-                <w:lang w:val="en-US"/>
-              </w:rPr>
-            </w:pPr>
-            <w:proofErr w:type="spellStart"/>
-            <w:r>
-              <w:rPr>
-                <w:rFonts w:ascii="Bahnschrift Light" w:hAnsi="Bahnschrift Light"/>
-                <w:sz w:val="24"/>
-                <w:szCs w:val="24"/>
-                <w:lang w:val="en-US"/>
-              </w:rPr>
-              <w:t>txtRent</w:t>
-            </w:r>
-            <w:proofErr w:type="spellEnd"/>
-            <w:r>
-              <w:rPr>
-                <w:rFonts w:ascii="Bahnschrift Light" w:hAnsi="Bahnschrift Light"/>
-                <w:sz w:val="24"/>
-                <w:szCs w:val="24"/>
-                <w:lang w:val="en-US"/>
-              </w:rPr>
-              <w:t xml:space="preserve"> = "", </w:t>
-            </w:r>
-            <w:proofErr w:type="spellStart"/>
-            <w:r>
-              <w:rPr>
-                <w:rFonts w:ascii="Bahnschrift Light" w:hAnsi="Bahnschrift Light"/>
-                <w:sz w:val="24"/>
-                <w:szCs w:val="24"/>
-                <w:lang w:val="en-US"/>
-              </w:rPr>
-              <w:t>txtRoommates</w:t>
-            </w:r>
-            <w:proofErr w:type="spellEnd"/>
-            <w:r>
-              <w:rPr>
-                <w:rFonts w:ascii="Bahnschrift Light" w:hAnsi="Bahnschrift Light"/>
-                <w:sz w:val="24"/>
-                <w:szCs w:val="24"/>
-                <w:lang w:val="en-US"/>
-              </w:rPr>
-              <w:t xml:space="preserve"> = "", </w:t>
-            </w:r>
-            <w:proofErr w:type="spellStart"/>
-            <w:r>
-              <w:rPr>
-                <w:rFonts w:ascii="Bahnschrift Light" w:hAnsi="Bahnschrift Light"/>
-                <w:sz w:val="24"/>
-                <w:szCs w:val="24"/>
-                <w:lang w:val="en-US"/>
-              </w:rPr>
-              <w:t>txtDesc</w:t>
-            </w:r>
-            <w:proofErr w:type="spellEnd"/>
-            <w:r>
-              <w:rPr>
-                <w:rFonts w:ascii="Bahnschrift Light" w:hAnsi="Bahnschrift Light"/>
-                <w:sz w:val="24"/>
-                <w:szCs w:val="24"/>
-                <w:lang w:val="en-US"/>
-              </w:rPr>
-              <w:t xml:space="preserve"> = ""</w:t>
+              <w:t>).</w:t>
             </w:r>
           </w:p>
         </w:tc>
@@ -21090,7 +21199,61 @@
                 <w:sz w:val="24"/>
                 <w:szCs w:val="24"/>
               </w:rPr>
-              <w:t>Η φόρμα δέχεται τις τιμές στα πεδία κειμένου χωρίς να εμφανίζει κάποιο σφάλμα.</w:t>
+              <w:t xml:space="preserve">Ο κώδικας ελέγχει αν υπάρχουν κενά ή λάθος </w:t>
+            </w:r>
+            <w:proofErr w:type="spellStart"/>
+            <w:r>
+              <w:rPr>
+                <w:rFonts w:ascii="Bahnschrift Light" w:hAnsi="Bahnschrift Light"/>
+                <w:sz w:val="24"/>
+                <w:szCs w:val="24"/>
+              </w:rPr>
+              <w:t>formats</w:t>
+            </w:r>
+            <w:proofErr w:type="spellEnd"/>
+            <w:r>
+              <w:rPr>
+                <w:rFonts w:ascii="Bahnschrift Light" w:hAnsi="Bahnschrift Light"/>
+                <w:sz w:val="24"/>
+                <w:szCs w:val="24"/>
+              </w:rPr>
+              <w:t xml:space="preserve">. Επειδή τα στοιχεία είναι πλήρη, δημιουργείται το </w:t>
+            </w:r>
+            <w:proofErr w:type="spellStart"/>
+            <w:r>
+              <w:rPr>
+                <w:rFonts w:ascii="Bahnschrift Light" w:hAnsi="Bahnschrift Light"/>
+                <w:sz w:val="24"/>
+                <w:szCs w:val="24"/>
+              </w:rPr>
+              <w:t>summaryMessage</w:t>
+            </w:r>
+            <w:proofErr w:type="spellEnd"/>
+            <w:r>
+              <w:rPr>
+                <w:rFonts w:ascii="Bahnschrift Light" w:hAnsi="Bahnschrift Light"/>
+                <w:sz w:val="24"/>
+                <w:szCs w:val="24"/>
+              </w:rPr>
+              <w:t xml:space="preserve"> και εμφανίζεται το αναδυόμενο παράθυρο </w:t>
+            </w:r>
+            <w:proofErr w:type="spellStart"/>
+            <w:r>
+              <w:rPr>
+                <w:rFonts w:ascii="Bahnschrift Light" w:hAnsi="Bahnschrift Light"/>
+                <w:sz w:val="24"/>
+                <w:szCs w:val="24"/>
+              </w:rPr>
+              <w:t>ConfirmationScreen</w:t>
+            </w:r>
+            <w:proofErr w:type="spellEnd"/>
+            <w:r>
+              <w:rPr>
+                <w:rFonts w:ascii="Bahnschrift Light" w:hAnsi="Bahnschrift Light"/>
+                <w:sz w:val="24"/>
+                <w:szCs w:val="24"/>
+              </w:rPr>
+              <w:t>.</w:t>
             </w:r>
           </w:p>
         </w:tc>
@@ -21116,15 +21279,24 @@
                 <w:sz w:val="24"/>
                 <w:szCs w:val="24"/>
               </w:rPr>
-              <w:t>Βήμα 5:</w:t>
-            </w:r>
-            <w:r>
-              <w:rPr>
-                <w:rFonts w:ascii="Bahnschrift Light" w:hAnsi="Bahnschrift Light"/>
-                <w:sz w:val="24"/>
-                <w:szCs w:val="24"/>
-              </w:rPr>
-              <w:t xml:space="preserve"> Το σύστημα εμφανίζει το Παράθυρο Προεπισκόπησης (Επιβεβαίωσης) και ζητά την τελική έγκριση.</w:t>
+              <w:t>Βήμα 6:</w:t>
+            </w:r>
+            <w:r>
+              <w:rPr>
+                <w:rFonts w:ascii="Bahnschrift Light" w:hAnsi="Bahnschrift Light"/>
+                <w:sz w:val="24"/>
+                <w:szCs w:val="24"/>
+              </w:rPr>
+              <w:t xml:space="preserve"> Ο χρήστης </w:t>
+            </w:r>
+            <w:r>
+              <w:rPr>
+                <w:rFonts w:ascii="Bahnschrift Light" w:hAnsi="Bahnschrift Light"/>
+                <w:sz w:val="24"/>
+                <w:szCs w:val="24"/>
+              </w:rPr>
+              <w:lastRenderedPageBreak/>
+              <w:t>επιβεβαιώνει τα στοιχεία από το παράθυρο προεπισκόπησης.</w:t>
             </w:r>
           </w:p>
         </w:tc>
@@ -21138,79 +21310,43 @@
                 <w:rFonts w:ascii="Bahnschrift Light" w:hAnsi="Bahnschrift Light"/>
                 <w:sz w:val="24"/>
                 <w:szCs w:val="24"/>
-                <w:lang w:val="en-US"/>
-              </w:rPr>
-            </w:pPr>
-            <w:r>
-              <w:rPr>
-                <w:rFonts w:ascii="Bahnschrift Light" w:hAnsi="Bahnschrift Light"/>
-                <w:sz w:val="24"/>
-                <w:szCs w:val="24"/>
-              </w:rPr>
-              <w:t>Κλικ</w:t>
-            </w:r>
-            <w:r>
-              <w:rPr>
-                <w:rFonts w:ascii="Bahnschrift Light" w:hAnsi="Bahnschrift Light"/>
-                <w:sz w:val="24"/>
-                <w:szCs w:val="24"/>
-                <w:lang w:val="en-US"/>
-              </w:rPr>
-              <w:t xml:space="preserve"> </w:t>
-            </w:r>
-            <w:r>
-              <w:rPr>
-                <w:rFonts w:ascii="Bahnschrift Light" w:hAnsi="Bahnschrift Light"/>
-                <w:sz w:val="24"/>
-                <w:szCs w:val="24"/>
-              </w:rPr>
-              <w:t>στο</w:t>
-            </w:r>
-            <w:r>
-              <w:rPr>
-                <w:rFonts w:ascii="Bahnschrift Light" w:hAnsi="Bahnschrift Light"/>
-                <w:sz w:val="24"/>
-                <w:szCs w:val="24"/>
-                <w:lang w:val="en-US"/>
-              </w:rPr>
-              <w:t xml:space="preserve"> </w:t>
-            </w:r>
-            <w:r>
-              <w:rPr>
-                <w:rFonts w:ascii="Bahnschrift Light" w:hAnsi="Bahnschrift Light"/>
-                <w:sz w:val="24"/>
-                <w:szCs w:val="24"/>
-              </w:rPr>
-              <w:t>κουμπί</w:t>
-            </w:r>
-            <w:r>
-              <w:rPr>
-                <w:rFonts w:ascii="Bahnschrift Light" w:hAnsi="Bahnschrift Light"/>
-                <w:sz w:val="24"/>
-                <w:szCs w:val="24"/>
-                <w:lang w:val="en-US"/>
-              </w:rPr>
-              <w:t xml:space="preserve"> "Preview &amp; Submit" (</w:t>
-            </w:r>
-            <w:proofErr w:type="spellStart"/>
-            <w:r>
-              <w:rPr>
-                <w:rFonts w:ascii="Bahnschrift Light" w:hAnsi="Bahnschrift Light"/>
-                <w:sz w:val="24"/>
-                <w:szCs w:val="24"/>
-                <w:lang w:val="en-US"/>
-              </w:rPr>
-              <w:t>previewBtn</w:t>
-            </w:r>
-            <w:proofErr w:type="spellEnd"/>
-            <w:r>
-              <w:rPr>
-                <w:rFonts w:ascii="Bahnschrift Light" w:hAnsi="Bahnschrift Light"/>
-                <w:sz w:val="24"/>
-                <w:szCs w:val="24"/>
-                <w:lang w:val="en-US"/>
-              </w:rPr>
-              <w:t>).</w:t>
+              </w:rPr>
+            </w:pPr>
+            <w:r>
+              <w:rPr>
+                <w:rFonts w:ascii="Bahnschrift Light" w:hAnsi="Bahnschrift Light"/>
+                <w:sz w:val="24"/>
+                <w:szCs w:val="24"/>
+              </w:rPr>
+              <w:lastRenderedPageBreak/>
+              <w:t xml:space="preserve">Κλικ στο κουμπί "Confirm" </w:t>
+            </w:r>
+            <w:r>
+              <w:rPr>
+                <w:rFonts w:ascii="Bahnschrift Light" w:hAnsi="Bahnschrift Light"/>
+                <w:sz w:val="24"/>
+                <w:szCs w:val="24"/>
+              </w:rPr>
+              <w:lastRenderedPageBreak/>
+              <w:t>(</w:t>
+            </w:r>
+            <w:proofErr w:type="spellStart"/>
+            <w:r>
+              <w:rPr>
+                <w:rFonts w:ascii="Bahnschrift Light" w:hAnsi="Bahnschrift Light"/>
+                <w:sz w:val="24"/>
+                <w:szCs w:val="24"/>
+              </w:rPr>
+              <w:t>confirmDialog</w:t>
+            </w:r>
+            <w:proofErr w:type="spellEnd"/>
+            <w:r>
+              <w:rPr>
+                <w:rFonts w:ascii="Bahnschrift Light" w:hAnsi="Bahnschrift Light"/>
+                <w:sz w:val="24"/>
+                <w:szCs w:val="24"/>
+              </w:rPr>
+              <w:t>) από τον χρήστη.</w:t>
             </w:r>
           </w:p>
         </w:tc>
@@ -21232,61 +21368,35 @@
                 <w:sz w:val="24"/>
                 <w:szCs w:val="24"/>
               </w:rPr>
-              <w:t xml:space="preserve">Ο κώδικας ελέγχει αν υπάρχουν κενά ή λάθος </w:t>
-            </w:r>
-            <w:proofErr w:type="spellStart"/>
-            <w:r>
-              <w:rPr>
-                <w:rFonts w:ascii="Bahnschrift Light" w:hAnsi="Bahnschrift Light"/>
-                <w:sz w:val="24"/>
-                <w:szCs w:val="24"/>
-              </w:rPr>
-              <w:t>formats</w:t>
-            </w:r>
-            <w:proofErr w:type="spellEnd"/>
-            <w:r>
-              <w:rPr>
-                <w:rFonts w:ascii="Bahnschrift Light" w:hAnsi="Bahnschrift Light"/>
-                <w:sz w:val="24"/>
-                <w:szCs w:val="24"/>
-              </w:rPr>
-              <w:t xml:space="preserve">. Επειδή τα στοιχεία είναι πλήρη, δημιουργείται το </w:t>
-            </w:r>
-            <w:proofErr w:type="spellStart"/>
-            <w:r>
-              <w:rPr>
-                <w:rFonts w:ascii="Bahnschrift Light" w:hAnsi="Bahnschrift Light"/>
-                <w:sz w:val="24"/>
-                <w:szCs w:val="24"/>
-              </w:rPr>
-              <w:t>summaryMessage</w:t>
-            </w:r>
-            <w:proofErr w:type="spellEnd"/>
-            <w:r>
-              <w:rPr>
-                <w:rFonts w:ascii="Bahnschrift Light" w:hAnsi="Bahnschrift Light"/>
-                <w:sz w:val="24"/>
-                <w:szCs w:val="24"/>
-              </w:rPr>
-              <w:t xml:space="preserve"> και εμφανίζεται το αναδυόμενο παράθυρο </w:t>
-            </w:r>
-            <w:proofErr w:type="spellStart"/>
-            <w:r>
-              <w:rPr>
-                <w:rFonts w:ascii="Bahnschrift Light" w:hAnsi="Bahnschrift Light"/>
-                <w:sz w:val="24"/>
-                <w:szCs w:val="24"/>
-              </w:rPr>
-              <w:t>ConfirmationScreen</w:t>
-            </w:r>
-            <w:proofErr w:type="spellEnd"/>
-            <w:r>
-              <w:rPr>
-                <w:rFonts w:ascii="Bahnschrift Light" w:hAnsi="Bahnschrift Light"/>
-                <w:sz w:val="24"/>
-                <w:szCs w:val="24"/>
-              </w:rPr>
-              <w:t>.</w:t>
+              <w:lastRenderedPageBreak/>
+              <w:t xml:space="preserve">Το σύστημα λαμβάνει την επιβεβαίωση και προχωρά στην </w:t>
+            </w:r>
+            <w:r>
+              <w:rPr>
+                <w:rFonts w:ascii="Bahnschrift Light" w:hAnsi="Bahnschrift Light"/>
+                <w:sz w:val="24"/>
+                <w:szCs w:val="24"/>
+              </w:rPr>
+              <w:lastRenderedPageBreak/>
+              <w:t xml:space="preserve">εκτέλεση του κώδικα της </w:t>
+            </w:r>
+            <w:proofErr w:type="spellStart"/>
+            <w:r>
+              <w:rPr>
+                <w:rFonts w:ascii="Bahnschrift Light" w:hAnsi="Bahnschrift Light"/>
+                <w:sz w:val="24"/>
+                <w:szCs w:val="24"/>
+              </w:rPr>
+              <w:t>lambda</w:t>
+            </w:r>
+            <w:proofErr w:type="spellEnd"/>
+            <w:r>
+              <w:rPr>
+                <w:rFonts w:ascii="Bahnschrift Light" w:hAnsi="Bahnschrift Light"/>
+                <w:sz w:val="24"/>
+                <w:szCs w:val="24"/>
+              </w:rPr>
+              <w:t xml:space="preserve"> έκφρασης.</w:t>
             </w:r>
           </w:p>
         </w:tc>
@@ -21313,120 +21423,6 @@
                 <w:szCs w:val="24"/>
               </w:rPr>
               <w:lastRenderedPageBreak/>
-              <w:t>Βήμα 6:</w:t>
-            </w:r>
-            <w:r>
-              <w:rPr>
-                <w:rFonts w:ascii="Bahnschrift Light" w:hAnsi="Bahnschrift Light"/>
-                <w:sz w:val="24"/>
-                <w:szCs w:val="24"/>
-              </w:rPr>
-              <w:t xml:space="preserve"> Ο χρήστης επιβεβαιώνει τα στοιχεία από το παράθυρο προεπισκόπησης.</w:t>
-            </w:r>
-          </w:p>
-        </w:tc>
-        <w:tc>
-          <w:tcPr>
-            <w:tcW w:w="2545" w:type="dxa"/>
-          </w:tcPr>
-          <w:p>
-            <w:pPr>
-              <w:rPr>
-                <w:rFonts w:ascii="Bahnschrift Light" w:hAnsi="Bahnschrift Light"/>
-                <w:sz w:val="24"/>
-                <w:szCs w:val="24"/>
-              </w:rPr>
-            </w:pPr>
-            <w:r>
-              <w:rPr>
-                <w:rFonts w:ascii="Bahnschrift Light" w:hAnsi="Bahnschrift Light"/>
-                <w:sz w:val="24"/>
-                <w:szCs w:val="24"/>
-              </w:rPr>
-              <w:t>Κλικ στο κουμπί "Confirm" (</w:t>
-            </w:r>
-            <w:proofErr w:type="spellStart"/>
-            <w:r>
-              <w:rPr>
-                <w:rFonts w:ascii="Bahnschrift Light" w:hAnsi="Bahnschrift Light"/>
-                <w:sz w:val="24"/>
-                <w:szCs w:val="24"/>
-              </w:rPr>
-              <w:t>confirmDialog</w:t>
-            </w:r>
-            <w:proofErr w:type="spellEnd"/>
-            <w:r>
-              <w:rPr>
-                <w:rFonts w:ascii="Bahnschrift Light" w:hAnsi="Bahnschrift Light"/>
-                <w:sz w:val="24"/>
-                <w:szCs w:val="24"/>
-              </w:rPr>
-              <w:t>) από τον χρήστη.</w:t>
-            </w:r>
-          </w:p>
-        </w:tc>
-        <w:tc>
-          <w:tcPr>
-            <w:tcW w:w="4044" w:type="dxa"/>
-          </w:tcPr>
-          <w:p>
-            <w:pPr>
-              <w:rPr>
-                <w:rFonts w:ascii="Bahnschrift Light" w:hAnsi="Bahnschrift Light"/>
-                <w:sz w:val="24"/>
-                <w:szCs w:val="24"/>
-              </w:rPr>
-            </w:pPr>
-            <w:r>
-              <w:rPr>
-                <w:rFonts w:ascii="Bahnschrift Light" w:hAnsi="Bahnschrift Light"/>
-                <w:sz w:val="24"/>
-                <w:szCs w:val="24"/>
-              </w:rPr>
-              <w:t xml:space="preserve">Το σύστημα λαμβάνει την επιβεβαίωση και προχωρά στην εκτέλεση του κώδικα της </w:t>
-            </w:r>
-            <w:proofErr w:type="spellStart"/>
-            <w:r>
-              <w:rPr>
-                <w:rFonts w:ascii="Bahnschrift Light" w:hAnsi="Bahnschrift Light"/>
-                <w:sz w:val="24"/>
-                <w:szCs w:val="24"/>
-              </w:rPr>
-              <w:t>lambda</w:t>
-            </w:r>
-            <w:proofErr w:type="spellEnd"/>
-            <w:r>
-              <w:rPr>
-                <w:rFonts w:ascii="Bahnschrift Light" w:hAnsi="Bahnschrift Light"/>
-                <w:sz w:val="24"/>
-                <w:szCs w:val="24"/>
-              </w:rPr>
-              <w:t xml:space="preserve"> έκφρασης.</w:t>
-            </w:r>
-          </w:p>
-        </w:tc>
-      </w:tr>
-      <w:tr>
-        <w:tc>
-          <w:tcPr>
-            <w:tcW w:w="1707" w:type="dxa"/>
-          </w:tcPr>
-          <w:p>
-            <w:pPr>
-              <w:rPr>
-                <w:rFonts w:ascii="Bahnschrift Light" w:hAnsi="Bahnschrift Light"/>
-                <w:sz w:val="24"/>
-                <w:szCs w:val="24"/>
-              </w:rPr>
-            </w:pPr>
-            <w:r>
-              <w:rPr>
-                <w:rFonts w:ascii="Bahnschrift Light" w:hAnsi="Bahnschrift Light"/>
-                <w:b/>
-                <w:bCs/>
-                <w:sz w:val="24"/>
-                <w:szCs w:val="24"/>
-              </w:rPr>
               <w:t>Βήμα 7:</w:t>
             </w:r>
             <w:r>
@@ -22144,7 +22140,6 @@
           <w:rFonts w:ascii="Bahnschrift Light" w:hAnsi="Bahnschrift Light"/>
           <w:sz w:val="24"/>
           <w:szCs w:val="24"/>
-          <w:lang w:val="en-US"/>
         </w:rPr>
       </w:pPr>
     </w:p>
@@ -22154,7 +22149,6 @@
           <w:rFonts w:ascii="Bahnschrift Light" w:hAnsi="Bahnschrift Light"/>
           <w:sz w:val="24"/>
           <w:szCs w:val="24"/>
-          <w:lang w:val="en-US"/>
         </w:rPr>
       </w:pPr>
     </w:p>
@@ -22174,7 +22168,6 @@
           <w:sz w:val="24"/>
           <w:szCs w:val="24"/>
         </w:rPr>
-        <w:lastRenderedPageBreak/>
         <w:t>Αναγνωριστικό</w:t>
       </w:r>
       <w:r>
@@ -22269,7 +22262,6 @@
           <w:rFonts w:ascii="Bahnschrift Light" w:hAnsi="Bahnschrift Light"/>
           <w:sz w:val="24"/>
           <w:szCs w:val="24"/>
-          <w:lang w:val="en-US"/>
         </w:rPr>
       </w:pPr>
       <w:r>
@@ -22280,6 +22272,7 @@
           <w:sz w:val="24"/>
           <w:szCs w:val="24"/>
         </w:rPr>
+        <w:lastRenderedPageBreak/>
         <w:t>Περιγραφή</w:t>
       </w:r>
       <w:r>
@@ -22446,17 +22439,6 @@
               </w:rPr>
               <w:t>Δεδομένα εισόδου</w:t>
             </w:r>
-            <w:r>
-              <w:rPr>
-                <w:rFonts w:ascii="Bahnschrift Light" w:hAnsi="Bahnschrift Light"/>
-                <w:b/>
-                <w:bCs/>
-                <w:sz w:val="24"/>
-                <w:szCs w:val="24"/>
-                <w:lang w:val="en-US"/>
-              </w:rPr>
-              <w:t>(Inputs)</w:t>
-            </w:r>
           </w:p>
         </w:tc>
         <w:tc>
@@ -23365,7 +23347,6 @@
           <w:rFonts w:ascii="Bahnschrift Light" w:hAnsi="Bahnschrift Light"/>
           <w:sz w:val="24"/>
           <w:szCs w:val="24"/>
-          <w:lang w:val="en-US"/>
         </w:rPr>
       </w:pPr>
     </w:p>
@@ -23385,6 +23366,7 @@
           <w:sz w:val="24"/>
           <w:szCs w:val="24"/>
         </w:rPr>
+        <w:lastRenderedPageBreak/>
         <w:t>Αναγνωριστικό</w:t>
       </w:r>
       <w:r>
@@ -23532,7 +23514,6 @@
           <w:bCs/>
           <w:sz w:val="24"/>
           <w:szCs w:val="24"/>
-          <w:lang w:val="en-US"/>
         </w:rPr>
       </w:pPr>
       <w:proofErr w:type="spellStart"/>
@@ -23662,17 +23643,6 @@
               </w:rPr>
               <w:t>Δεδομένα εισόδου</w:t>
             </w:r>
-            <w:r>
-              <w:rPr>
-                <w:rFonts w:ascii="Bahnschrift Light" w:hAnsi="Bahnschrift Light"/>
-                <w:b/>
-                <w:bCs/>
-                <w:sz w:val="24"/>
-                <w:szCs w:val="24"/>
-                <w:lang w:val="en-US"/>
-              </w:rPr>
-              <w:t>(Inputs)</w:t>
-            </w:r>
           </w:p>
         </w:tc>
         <w:tc>
@@ -24103,7 +24073,6 @@
           <w:rFonts w:ascii="Bahnschrift Light" w:hAnsi="Bahnschrift Light"/>
           <w:sz w:val="24"/>
           <w:szCs w:val="24"/>
-          <w:lang w:val="en-US"/>
         </w:rPr>
       </w:pPr>
     </w:p>
@@ -24123,7 +24092,6 @@
           <w:sz w:val="24"/>
           <w:szCs w:val="24"/>
         </w:rPr>
-        <w:lastRenderedPageBreak/>
         <w:t>Αναγνωριστικό</w:t>
       </w:r>
       <w:r>
@@ -24236,6 +24204,7 @@
           <w:sz w:val="24"/>
           <w:szCs w:val="24"/>
         </w:rPr>
+        <w:lastRenderedPageBreak/>
         <w:t>Περιγραφή</w:t>
       </w:r>
       <w:r>
@@ -24353,17 +24322,6 @@
                 <w:szCs w:val="24"/>
               </w:rPr>
               <w:t>Δεδομένα εισόδου</w:t>
-            </w:r>
-            <w:r>
-              <w:rPr>
-                <w:rFonts w:ascii="Bahnschrift Light" w:hAnsi="Bahnschrift Light"/>
-                <w:b/>
-                <w:bCs/>
-                <w:sz w:val="24"/>
-                <w:szCs w:val="24"/>
-                <w:lang w:val="en-US"/>
-              </w:rPr>
-              <w:t>(Inputs)</w:t>
             </w:r>
           </w:p>
         </w:tc>
